--- a/docs/03_RankUp_Questions_Business_QA.docx
+++ b/docs/03_RankUp_Questions_Business_QA.docx
@@ -12,7 +12,7 @@
     </w:p>
     <w:p>
       <w:r>
-        <w:t>Target question-bank rules for PortalAdmin, SchoolAdmin, CampusAdmin, Teacher, and Parent — plus lookup IDs, Web Excel import, and gap vs current code.</w:t>
+        <w:t>Question-bank permissions, type scope (incl. Fill in the Blanks), data model, Web Excel import, and gap vs current code.</w:t>
       </w:r>
     </w:p>
     <w:tbl>
@@ -144,7 +144,7 @@
               <w:rPr>
                 <w:sz w:val="17"/>
               </w:rPr>
-              <w:t>14 Jul 2026</w:t>
+              <w:t>15 Jul 2026</w:t>
             </w:r>
           </w:p>
         </w:tc>
@@ -160,7 +160,7 @@
               <w:rPr>
                 <w:sz w:val="17"/>
               </w:rPr>
-              <w:t>TARGET RULES — implemented in WebApi + React (14 Jul 2026)</w:t>
+              <w:t>TARGET RULES — Phase 0–3 done (15 Jul 2026)</w:t>
             </w:r>
           </w:p>
         </w:tc>
@@ -203,10 +203,56 @@
               <w:rPr>
                 <w:b/>
               </w:rPr>
-              <w:t xml:space="preserve">Implemented: </w:t>
+              <w:t xml:space="preserve">Permissions implemented: </w:t>
             </w:r>
             <w:r>
               <w:t>WebApi + React Web: PortalAdmin-only approve/reject/lifecycle, CampusAdmin create scope, owner pre-approval edit/delete, Reject reason required + Submit for review, Excel import (Web), quiz eligibility after single Approve. Mobile has no Excel import.</w:t>
+            </w:r>
+          </w:p>
+        </w:tc>
+      </w:tr>
+    </w:tbl>
+    <w:p/>
+    <w:tbl>
+      <w:tblPr>
+        <w:tblW w:type="dxa" w:w="9360"/>
+        <w:jc w:val="left"/>
+        <w:tblLayout w:type="fixed"/>
+        <w:tblLook w:firstColumn="1" w:firstRow="1" w:lastColumn="0" w:lastRow="0" w:noHBand="0" w:noVBand="1" w:val="04A0"/>
+        <w:tblBorders>
+          <w:top w:val="single" w:sz="4" w:space="0" w:color="FDE68A"/>
+          <w:left w:val="single" w:sz="4" w:space="0" w:color="FDE68A"/>
+          <w:bottom w:val="single" w:sz="4" w:space="0" w:color="FDE68A"/>
+          <w:right w:val="single" w:sz="4" w:space="0" w:color="FDE68A"/>
+          <w:insideH w:val="single" w:sz="4" w:space="0" w:color="FDE68A"/>
+          <w:insideV w:val="single" w:sz="4" w:space="0" w:color="FDE68A"/>
+        </w:tblBorders>
+      </w:tblPr>
+      <w:tblGrid>
+        <w:gridCol w:w="9360"/>
+      </w:tblGrid>
+      <w:tr>
+        <w:tc>
+          <w:tcPr>
+            <w:tcW w:type="dxa" w:w="9360"/>
+            <w:vAlign w:val="top"/>
+            <w:tcMar>
+              <w:top w:w="60" w:type="dxa"/>
+              <w:bottom w:w="60" w:type="dxa"/>
+              <w:start w:w="80" w:type="dxa"/>
+              <w:end w:w="80" w:type="dxa"/>
+            </w:tcMar>
+            <w:shd w:fill="FFF7ED"/>
+          </w:tcPr>
+          <w:p>
+            <w:r>
+              <w:rPr>
+                <w:b/>
+              </w:rPr>
+              <w:t xml:space="preserve">Type scope (15 Jul 2026): </w:t>
+            </w:r>
+            <w:r>
+              <w:t>NOW = Single Choice, Multiple Choice, True/False, and Fill in the Blanks (accepted answers). Descriptive = NOT NOW. Matching / Ordering / media / math / coding / case-study = Future.</w:t>
             </w:r>
           </w:p>
         </w:tc>
@@ -2529,15 +2575,16 @@
         </w:tblBorders>
       </w:tblPr>
       <w:tblGrid>
-        <w:gridCol w:w="900"/>
-        <w:gridCol w:w="2400"/>
-        <w:gridCol w:w="1800"/>
-        <w:gridCol w:w="4260"/>
+        <w:gridCol w:w="700"/>
+        <w:gridCol w:w="2000"/>
+        <w:gridCol w:w="1600"/>
+        <w:gridCol w:w="700"/>
+        <w:gridCol w:w="4360"/>
       </w:tblGrid>
       <w:tr>
         <w:tc>
           <w:tcPr>
-            <w:tcW w:type="dxa" w:w="900"/>
+            <w:tcW w:type="dxa" w:w="700"/>
             <w:vAlign w:val="top"/>
             <w:tcMar>
               <w:top w:w="60" w:type="dxa"/>
@@ -2563,7 +2610,7 @@
         </w:tc>
         <w:tc>
           <w:tcPr>
-            <w:tcW w:type="dxa" w:w="2400"/>
+            <w:tcW w:type="dxa" w:w="2000"/>
             <w:vAlign w:val="top"/>
             <w:tcMar>
               <w:top w:w="60" w:type="dxa"/>
@@ -2589,7 +2636,7 @@
         </w:tc>
         <w:tc>
           <w:tcPr>
-            <w:tcW w:type="dxa" w:w="1800"/>
+            <w:tcW w:type="dxa" w:w="1600"/>
             <w:vAlign w:val="top"/>
             <w:tcMar>
               <w:top w:w="60" w:type="dxa"/>
@@ -2615,7 +2662,7 @@
         </w:tc>
         <w:tc>
           <w:tcPr>
-            <w:tcW w:type="dxa" w:w="4260"/>
+            <w:tcW w:type="dxa" w:w="700"/>
             <w:vAlign w:val="top"/>
             <w:tcMar>
               <w:top w:w="60" w:type="dxa"/>
@@ -2639,11 +2686,37 @@
             </w:r>
           </w:p>
         </w:tc>
+        <w:tc>
+          <w:tcPr>
+            <w:tcW w:type="dxa" w:w="4360"/>
+            <w:vAlign w:val="top"/>
+            <w:tcMar>
+              <w:top w:w="60" w:type="dxa"/>
+              <w:bottom w:w="60" w:type="dxa"/>
+              <w:start w:w="80" w:type="dxa"/>
+              <w:end w:w="80" w:type="dxa"/>
+            </w:tcMar>
+            <w:shd w:fill="F4F6F9"/>
+          </w:tcPr>
+          <w:p>
+            <w:pPr>
+              <w:spacing w:after="0"/>
+            </w:pPr>
+            <w:r>
+              <w:rPr>
+                <w:b/>
+                <w:color w:val="0B2545"/>
+                <w:sz w:val="18"/>
+              </w:rPr>
+              <w:t>Scope</w:t>
+            </w:r>
+          </w:p>
+        </w:tc>
       </w:tr>
       <w:tr>
         <w:tc>
           <w:tcPr>
-            <w:tcW w:type="dxa" w:w="900"/>
+            <w:tcW w:type="dxa" w:w="700"/>
           </w:tcPr>
           <w:p>
             <w:pPr>
@@ -2659,7 +2732,7 @@
         </w:tc>
         <w:tc>
           <w:tcPr>
-            <w:tcW w:type="dxa" w:w="2400"/>
+            <w:tcW w:type="dxa" w:w="2000"/>
           </w:tcPr>
           <w:p>
             <w:pPr>
@@ -2675,7 +2748,7 @@
         </w:tc>
         <w:tc>
           <w:tcPr>
-            <w:tcW w:type="dxa" w:w="1800"/>
+            <w:tcW w:type="dxa" w:w="1600"/>
           </w:tcPr>
           <w:p>
             <w:pPr>
@@ -2691,7 +2764,7 @@
         </w:tc>
         <w:tc>
           <w:tcPr>
-            <w:tcW w:type="dxa" w:w="4260"/>
+            <w:tcW w:type="dxa" w:w="700"/>
           </w:tcPr>
           <w:p>
             <w:pPr>
@@ -2702,6 +2775,22 @@
                 <w:sz w:val="17"/>
               </w:rPr>
               <w:t>1</w:t>
+            </w:r>
+          </w:p>
+        </w:tc>
+        <w:tc>
+          <w:tcPr>
+            <w:tcW w:type="dxa" w:w="4360"/>
+          </w:tcPr>
+          <w:p>
+            <w:pPr>
+              <w:spacing w:after="0"/>
+            </w:pPr>
+            <w:r>
+              <w:rPr>
+                <w:sz w:val="17"/>
+              </w:rPr>
+              <w:t>NOW</w:t>
             </w:r>
           </w:p>
         </w:tc>
@@ -2709,7 +2798,7 @@
       <w:tr>
         <w:tc>
           <w:tcPr>
-            <w:tcW w:type="dxa" w:w="900"/>
+            <w:tcW w:type="dxa" w:w="700"/>
           </w:tcPr>
           <w:p>
             <w:pPr>
@@ -2725,7 +2814,7 @@
         </w:tc>
         <w:tc>
           <w:tcPr>
-            <w:tcW w:type="dxa" w:w="2400"/>
+            <w:tcW w:type="dxa" w:w="2000"/>
           </w:tcPr>
           <w:p>
             <w:pPr>
@@ -2741,7 +2830,7 @@
         </w:tc>
         <w:tc>
           <w:tcPr>
-            <w:tcW w:type="dxa" w:w="1800"/>
+            <w:tcW w:type="dxa" w:w="1600"/>
           </w:tcPr>
           <w:p>
             <w:pPr>
@@ -2757,7 +2846,7 @@
         </w:tc>
         <w:tc>
           <w:tcPr>
-            <w:tcW w:type="dxa" w:w="4260"/>
+            <w:tcW w:type="dxa" w:w="700"/>
           </w:tcPr>
           <w:p>
             <w:pPr>
@@ -2768,6 +2857,22 @@
                 <w:sz w:val="17"/>
               </w:rPr>
               <w:t>2</w:t>
+            </w:r>
+          </w:p>
+        </w:tc>
+        <w:tc>
+          <w:tcPr>
+            <w:tcW w:type="dxa" w:w="4360"/>
+          </w:tcPr>
+          <w:p>
+            <w:pPr>
+              <w:spacing w:after="0"/>
+            </w:pPr>
+            <w:r>
+              <w:rPr>
+                <w:sz w:val="17"/>
+              </w:rPr>
+              <w:t>NOW</w:t>
             </w:r>
           </w:p>
         </w:tc>
@@ -2775,7 +2880,7 @@
       <w:tr>
         <w:tc>
           <w:tcPr>
-            <w:tcW w:type="dxa" w:w="900"/>
+            <w:tcW w:type="dxa" w:w="700"/>
           </w:tcPr>
           <w:p>
             <w:pPr>
@@ -2791,7 +2896,7 @@
         </w:tc>
         <w:tc>
           <w:tcPr>
-            <w:tcW w:type="dxa" w:w="2400"/>
+            <w:tcW w:type="dxa" w:w="2000"/>
           </w:tcPr>
           <w:p>
             <w:pPr>
@@ -2807,7 +2912,7 @@
         </w:tc>
         <w:tc>
           <w:tcPr>
-            <w:tcW w:type="dxa" w:w="1800"/>
+            <w:tcW w:type="dxa" w:w="1600"/>
           </w:tcPr>
           <w:p>
             <w:pPr>
@@ -2823,7 +2928,7 @@
         </w:tc>
         <w:tc>
           <w:tcPr>
-            <w:tcW w:type="dxa" w:w="4260"/>
+            <w:tcW w:type="dxa" w:w="700"/>
           </w:tcPr>
           <w:p>
             <w:pPr>
@@ -2834,6 +2939,22 @@
                 <w:sz w:val="17"/>
               </w:rPr>
               <w:t>3</w:t>
+            </w:r>
+          </w:p>
+        </w:tc>
+        <w:tc>
+          <w:tcPr>
+            <w:tcW w:type="dxa" w:w="4360"/>
+          </w:tcPr>
+          <w:p>
+            <w:pPr>
+              <w:spacing w:after="0"/>
+            </w:pPr>
+            <w:r>
+              <w:rPr>
+                <w:sz w:val="17"/>
+              </w:rPr>
+              <w:t>NOW</w:t>
             </w:r>
           </w:p>
         </w:tc>
@@ -2841,7 +2962,7 @@
       <w:tr>
         <w:tc>
           <w:tcPr>
-            <w:tcW w:type="dxa" w:w="900"/>
+            <w:tcW w:type="dxa" w:w="700"/>
           </w:tcPr>
           <w:p>
             <w:pPr>
@@ -2857,7 +2978,7 @@
         </w:tc>
         <w:tc>
           <w:tcPr>
-            <w:tcW w:type="dxa" w:w="2400"/>
+            <w:tcW w:type="dxa" w:w="2000"/>
           </w:tcPr>
           <w:p>
             <w:pPr>
@@ -2873,7 +2994,7 @@
         </w:tc>
         <w:tc>
           <w:tcPr>
-            <w:tcW w:type="dxa" w:w="1800"/>
+            <w:tcW w:type="dxa" w:w="1600"/>
           </w:tcPr>
           <w:p>
             <w:pPr>
@@ -2889,7 +3010,7 @@
         </w:tc>
         <w:tc>
           <w:tcPr>
-            <w:tcW w:type="dxa" w:w="4260"/>
+            <w:tcW w:type="dxa" w:w="700"/>
           </w:tcPr>
           <w:p>
             <w:pPr>
@@ -2900,6 +3021,22 @@
                 <w:sz w:val="17"/>
               </w:rPr>
               <w:t>4</w:t>
+            </w:r>
+          </w:p>
+        </w:tc>
+        <w:tc>
+          <w:tcPr>
+            <w:tcW w:type="dxa" w:w="4360"/>
+          </w:tcPr>
+          <w:p>
+            <w:pPr>
+              <w:spacing w:after="0"/>
+            </w:pPr>
+            <w:r>
+              <w:rPr>
+                <w:sz w:val="17"/>
+              </w:rPr>
+              <w:t>NOW</w:t>
             </w:r>
           </w:p>
         </w:tc>
@@ -2907,7 +3044,7 @@
       <w:tr>
         <w:tc>
           <w:tcPr>
-            <w:tcW w:type="dxa" w:w="900"/>
+            <w:tcW w:type="dxa" w:w="700"/>
           </w:tcPr>
           <w:p>
             <w:pPr>
@@ -2923,7 +3060,7 @@
         </w:tc>
         <w:tc>
           <w:tcPr>
-            <w:tcW w:type="dxa" w:w="2400"/>
+            <w:tcW w:type="dxa" w:w="2000"/>
           </w:tcPr>
           <w:p>
             <w:pPr>
@@ -2939,7 +3076,7 @@
         </w:tc>
         <w:tc>
           <w:tcPr>
-            <w:tcW w:type="dxa" w:w="1800"/>
+            <w:tcW w:type="dxa" w:w="1600"/>
           </w:tcPr>
           <w:p>
             <w:pPr>
@@ -2955,7 +3092,7 @@
         </w:tc>
         <w:tc>
           <w:tcPr>
-            <w:tcW w:type="dxa" w:w="4260"/>
+            <w:tcW w:type="dxa" w:w="700"/>
           </w:tcPr>
           <w:p>
             <w:pPr>
@@ -2966,6 +3103,22 @@
                 <w:sz w:val="17"/>
               </w:rPr>
               <w:t>5</w:t>
+            </w:r>
+          </w:p>
+        </w:tc>
+        <w:tc>
+          <w:tcPr>
+            <w:tcW w:type="dxa" w:w="4360"/>
+          </w:tcPr>
+          <w:p>
+            <w:pPr>
+              <w:spacing w:after="0"/>
+            </w:pPr>
+            <w:r>
+              <w:rPr>
+                <w:sz w:val="17"/>
+              </w:rPr>
+              <w:t>NOT NOW</w:t>
             </w:r>
           </w:p>
         </w:tc>
@@ -3312,7 +3465,2605 @@
         <w:pStyle w:val="Heading1"/>
       </w:pPr>
       <w:r>
-        <w:t>4. Status lifecycle (target)</w:t>
+        <w:t>4. Question types — Now / Not Now / Future</w:t>
+      </w:r>
+    </w:p>
+    <w:p>
+      <w:r>
+        <w:t>Quiz Module type support and answer storage:</w:t>
+      </w:r>
+    </w:p>
+    <w:tbl>
+      <w:tblPr>
+        <w:tblW w:type="dxa" w:w="9360"/>
+        <w:jc w:val="left"/>
+        <w:tblLayout w:type="fixed"/>
+        <w:tblLook w:firstColumn="1" w:firstRow="1" w:lastColumn="0" w:lastRow="0" w:noHBand="0" w:noVBand="1" w:val="04A0"/>
+        <w:tblBorders>
+          <w:top w:val="single" w:sz="4" w:space="0" w:color="D9E1EA"/>
+          <w:left w:val="single" w:sz="4" w:space="0" w:color="D9E1EA"/>
+          <w:bottom w:val="single" w:sz="4" w:space="0" w:color="D9E1EA"/>
+          <w:right w:val="single" w:sz="4" w:space="0" w:color="D9E1EA"/>
+          <w:insideH w:val="single" w:sz="4" w:space="0" w:color="D9E1EA"/>
+          <w:insideV w:val="single" w:sz="4" w:space="0" w:color="D9E1EA"/>
+        </w:tblBorders>
+      </w:tblPr>
+      <w:tblGrid>
+        <w:gridCol w:w="1800"/>
+        <w:gridCol w:w="1000"/>
+        <w:gridCol w:w="1800"/>
+        <w:gridCol w:w="4760"/>
+      </w:tblGrid>
+      <w:tr>
+        <w:tc>
+          <w:tcPr>
+            <w:tcW w:type="dxa" w:w="1800"/>
+            <w:vAlign w:val="top"/>
+            <w:tcMar>
+              <w:top w:w="60" w:type="dxa"/>
+              <w:bottom w:w="60" w:type="dxa"/>
+              <w:start w:w="80" w:type="dxa"/>
+              <w:end w:w="80" w:type="dxa"/>
+            </w:tcMar>
+            <w:shd w:fill="F4F6F9"/>
+          </w:tcPr>
+          <w:p>
+            <w:pPr>
+              <w:spacing w:after="0"/>
+            </w:pPr>
+            <w:r>
+              <w:rPr>
+                <w:b/>
+                <w:color w:val="0B2545"/>
+                <w:sz w:val="18"/>
+              </w:rPr>
+              <w:t>Question type</w:t>
+            </w:r>
+          </w:p>
+        </w:tc>
+        <w:tc>
+          <w:tcPr>
+            <w:tcW w:type="dxa" w:w="1000"/>
+            <w:vAlign w:val="top"/>
+            <w:tcMar>
+              <w:top w:w="60" w:type="dxa"/>
+              <w:bottom w:w="60" w:type="dxa"/>
+              <w:start w:w="80" w:type="dxa"/>
+              <w:end w:w="80" w:type="dxa"/>
+            </w:tcMar>
+            <w:shd w:fill="F4F6F9"/>
+          </w:tcPr>
+          <w:p>
+            <w:pPr>
+              <w:spacing w:after="0"/>
+            </w:pPr>
+            <w:r>
+              <w:rPr>
+                <w:b/>
+                <w:color w:val="0B2545"/>
+                <w:sz w:val="18"/>
+              </w:rPr>
+              <w:t>Scope</w:t>
+            </w:r>
+          </w:p>
+        </w:tc>
+        <w:tc>
+          <w:tcPr>
+            <w:tcW w:type="dxa" w:w="1800"/>
+            <w:vAlign w:val="top"/>
+            <w:tcMar>
+              <w:top w:w="60" w:type="dxa"/>
+              <w:bottom w:w="60" w:type="dxa"/>
+              <w:start w:w="80" w:type="dxa"/>
+              <w:end w:w="80" w:type="dxa"/>
+            </w:tcMar>
+            <w:shd w:fill="F4F6F9"/>
+          </w:tcPr>
+          <w:p>
+            <w:pPr>
+              <w:spacing w:after="0"/>
+            </w:pPr>
+            <w:r>
+              <w:rPr>
+                <w:b/>
+                <w:color w:val="0B2545"/>
+                <w:sz w:val="18"/>
+              </w:rPr>
+              <w:t>Answer storage</w:t>
+            </w:r>
+          </w:p>
+        </w:tc>
+        <w:tc>
+          <w:tcPr>
+            <w:tcW w:type="dxa" w:w="4760"/>
+            <w:vAlign w:val="top"/>
+            <w:tcMar>
+              <w:top w:w="60" w:type="dxa"/>
+              <w:bottom w:w="60" w:type="dxa"/>
+              <w:start w:w="80" w:type="dxa"/>
+              <w:end w:w="80" w:type="dxa"/>
+            </w:tcMar>
+            <w:shd w:fill="F4F6F9"/>
+          </w:tcPr>
+          <w:p>
+            <w:pPr>
+              <w:spacing w:after="0"/>
+            </w:pPr>
+            <w:r>
+              <w:rPr>
+                <w:b/>
+                <w:color w:val="0B2545"/>
+                <w:sz w:val="18"/>
+              </w:rPr>
+              <w:t>Validation / rules</w:t>
+            </w:r>
+          </w:p>
+        </w:tc>
+      </w:tr>
+      <w:tr>
+        <w:tc>
+          <w:tcPr>
+            <w:tcW w:type="dxa" w:w="1800"/>
+          </w:tcPr>
+          <w:p>
+            <w:pPr>
+              <w:spacing w:after="0"/>
+            </w:pPr>
+            <w:r>
+              <w:rPr>
+                <w:sz w:val="17"/>
+              </w:rPr>
+              <w:t>Single Choice (100)</w:t>
+            </w:r>
+          </w:p>
+        </w:tc>
+        <w:tc>
+          <w:tcPr>
+            <w:tcW w:type="dxa" w:w="1000"/>
+          </w:tcPr>
+          <w:p>
+            <w:pPr>
+              <w:spacing w:after="0"/>
+            </w:pPr>
+            <w:r>
+              <w:rPr>
+                <w:sz w:val="17"/>
+              </w:rPr>
+              <w:t>NOW</w:t>
+            </w:r>
+          </w:p>
+        </w:tc>
+        <w:tc>
+          <w:tcPr>
+            <w:tcW w:type="dxa" w:w="1800"/>
+          </w:tcPr>
+          <w:p>
+            <w:pPr>
+              <w:spacing w:after="0"/>
+            </w:pPr>
+            <w:r>
+              <w:rPr>
+                <w:sz w:val="17"/>
+              </w:rPr>
+              <w:t>question_options</w:t>
+            </w:r>
+          </w:p>
+        </w:tc>
+        <w:tc>
+          <w:tcPr>
+            <w:tcW w:type="dxa" w:w="4760"/>
+          </w:tcPr>
+          <w:p>
+            <w:pPr>
+              <w:spacing w:after="0"/>
+            </w:pPr>
+            <w:r>
+              <w:rPr>
+                <w:sz w:val="17"/>
+              </w:rPr>
+              <w:t>≥2 options; exactly one option must have IsCorrect = true.</w:t>
+            </w:r>
+          </w:p>
+        </w:tc>
+      </w:tr>
+      <w:tr>
+        <w:tc>
+          <w:tcPr>
+            <w:tcW w:type="dxa" w:w="1800"/>
+          </w:tcPr>
+          <w:p>
+            <w:pPr>
+              <w:spacing w:after="0"/>
+            </w:pPr>
+            <w:r>
+              <w:rPr>
+                <w:sz w:val="17"/>
+              </w:rPr>
+              <w:t>Multiple Choice (101)</w:t>
+            </w:r>
+          </w:p>
+        </w:tc>
+        <w:tc>
+          <w:tcPr>
+            <w:tcW w:type="dxa" w:w="1000"/>
+          </w:tcPr>
+          <w:p>
+            <w:pPr>
+              <w:spacing w:after="0"/>
+            </w:pPr>
+            <w:r>
+              <w:rPr>
+                <w:sz w:val="17"/>
+              </w:rPr>
+              <w:t>NOW</w:t>
+            </w:r>
+          </w:p>
+        </w:tc>
+        <w:tc>
+          <w:tcPr>
+            <w:tcW w:type="dxa" w:w="1800"/>
+          </w:tcPr>
+          <w:p>
+            <w:pPr>
+              <w:spacing w:after="0"/>
+            </w:pPr>
+            <w:r>
+              <w:rPr>
+                <w:sz w:val="17"/>
+              </w:rPr>
+              <w:t>question_options</w:t>
+            </w:r>
+          </w:p>
+        </w:tc>
+        <w:tc>
+          <w:tcPr>
+            <w:tcW w:type="dxa" w:w="4760"/>
+          </w:tcPr>
+          <w:p>
+            <w:pPr>
+              <w:spacing w:after="0"/>
+            </w:pPr>
+            <w:r>
+              <w:rPr>
+                <w:sz w:val="17"/>
+              </w:rPr>
+              <w:t>≥2 options; at least one option must have IsCorrect = true; multiple may be correct.</w:t>
+            </w:r>
+          </w:p>
+        </w:tc>
+      </w:tr>
+      <w:tr>
+        <w:tc>
+          <w:tcPr>
+            <w:tcW w:type="dxa" w:w="1800"/>
+          </w:tcPr>
+          <w:p>
+            <w:pPr>
+              <w:spacing w:after="0"/>
+            </w:pPr>
+            <w:r>
+              <w:rPr>
+                <w:sz w:val="17"/>
+              </w:rPr>
+              <w:t>True/False (102)</w:t>
+            </w:r>
+          </w:p>
+        </w:tc>
+        <w:tc>
+          <w:tcPr>
+            <w:tcW w:type="dxa" w:w="1000"/>
+          </w:tcPr>
+          <w:p>
+            <w:pPr>
+              <w:spacing w:after="0"/>
+            </w:pPr>
+            <w:r>
+              <w:rPr>
+                <w:sz w:val="17"/>
+              </w:rPr>
+              <w:t>NOW</w:t>
+            </w:r>
+          </w:p>
+        </w:tc>
+        <w:tc>
+          <w:tcPr>
+            <w:tcW w:type="dxa" w:w="1800"/>
+          </w:tcPr>
+          <w:p>
+            <w:pPr>
+              <w:spacing w:after="0"/>
+            </w:pPr>
+            <w:r>
+              <w:rPr>
+                <w:sz w:val="17"/>
+              </w:rPr>
+              <w:t>question_options</w:t>
+            </w:r>
+          </w:p>
+        </w:tc>
+        <w:tc>
+          <w:tcPr>
+            <w:tcW w:type="dxa" w:w="4760"/>
+          </w:tcPr>
+          <w:p>
+            <w:pPr>
+              <w:spacing w:after="0"/>
+            </w:pPr>
+            <w:r>
+              <w:rPr>
+                <w:sz w:val="17"/>
+              </w:rPr>
+              <w:t>Exactly two options (True / False); exactly one IsCorrect = true.</w:t>
+            </w:r>
+          </w:p>
+        </w:tc>
+      </w:tr>
+      <w:tr>
+        <w:tc>
+          <w:tcPr>
+            <w:tcW w:type="dxa" w:w="1800"/>
+          </w:tcPr>
+          <w:p>
+            <w:pPr>
+              <w:spacing w:after="0"/>
+            </w:pPr>
+            <w:r>
+              <w:rPr>
+                <w:sz w:val="17"/>
+              </w:rPr>
+              <w:t>Fill in the Blanks (103)</w:t>
+            </w:r>
+          </w:p>
+        </w:tc>
+        <w:tc>
+          <w:tcPr>
+            <w:tcW w:type="dxa" w:w="1000"/>
+          </w:tcPr>
+          <w:p>
+            <w:pPr>
+              <w:spacing w:after="0"/>
+            </w:pPr>
+            <w:r>
+              <w:rPr>
+                <w:sz w:val="17"/>
+              </w:rPr>
+              <w:t>NOW</w:t>
+            </w:r>
+          </w:p>
+        </w:tc>
+        <w:tc>
+          <w:tcPr>
+            <w:tcW w:type="dxa" w:w="1800"/>
+          </w:tcPr>
+          <w:p>
+            <w:pPr>
+              <w:spacing w:after="0"/>
+            </w:pPr>
+            <w:r>
+              <w:rPr>
+                <w:sz w:val="17"/>
+              </w:rPr>
+              <w:t>question_accepted_answers</w:t>
+            </w:r>
+          </w:p>
+        </w:tc>
+        <w:tc>
+          <w:tcPr>
+            <w:tcW w:type="dxa" w:w="4760"/>
+          </w:tcPr>
+          <w:p>
+            <w:pPr>
+              <w:spacing w:after="0"/>
+            </w:pPr>
+            <w:r>
+              <w:rPr>
+                <w:sz w:val="17"/>
+              </w:rPr>
+              <w:t>≥1 accepted answer. Optional AI initial review + teacher review on attempts. Model / accepted answers must NOT be shown to the student before submission.</w:t>
+            </w:r>
+          </w:p>
+        </w:tc>
+      </w:tr>
+      <w:tr>
+        <w:tc>
+          <w:tcPr>
+            <w:tcW w:type="dxa" w:w="1800"/>
+          </w:tcPr>
+          <w:p>
+            <w:pPr>
+              <w:spacing w:after="0"/>
+            </w:pPr>
+            <w:r>
+              <w:rPr>
+                <w:sz w:val="17"/>
+              </w:rPr>
+              <w:t>Descriptive (104)</w:t>
+            </w:r>
+          </w:p>
+        </w:tc>
+        <w:tc>
+          <w:tcPr>
+            <w:tcW w:type="dxa" w:w="1000"/>
+          </w:tcPr>
+          <w:p>
+            <w:pPr>
+              <w:spacing w:after="0"/>
+            </w:pPr>
+            <w:r>
+              <w:rPr>
+                <w:sz w:val="17"/>
+              </w:rPr>
+              <w:t>NOT NOW</w:t>
+            </w:r>
+          </w:p>
+        </w:tc>
+        <w:tc>
+          <w:tcPr>
+            <w:tcW w:type="dxa" w:w="1800"/>
+          </w:tcPr>
+          <w:p>
+            <w:pPr>
+              <w:spacing w:after="0"/>
+            </w:pPr>
+            <w:r>
+              <w:rPr>
+                <w:sz w:val="17"/>
+              </w:rPr>
+              <w:t>question_accepted_answers</w:t>
+            </w:r>
+          </w:p>
+        </w:tc>
+        <w:tc>
+          <w:tcPr>
+            <w:tcW w:type="dxa" w:w="4760"/>
+          </w:tcPr>
+          <w:p>
+            <w:pPr>
+              <w:spacing w:after="0"/>
+            </w:pPr>
+            <w:r>
+              <w:rPr>
+                <w:sz w:val="17"/>
+              </w:rPr>
+              <w:t>Same review/visibility rules as Fill when built. Hide create/import until ready.</w:t>
+            </w:r>
+          </w:p>
+        </w:tc>
+      </w:tr>
+    </w:tbl>
+    <w:p/>
+    <w:p>
+      <w:pPr>
+        <w:pStyle w:val="Heading2"/>
+      </w:pPr>
+      <w:r>
+        <w:t>Future types (roadmap — no create UI yet)</w:t>
+      </w:r>
+    </w:p>
+    <w:tbl>
+      <w:tblPr>
+        <w:tblW w:type="dxa" w:w="9360"/>
+        <w:jc w:val="left"/>
+        <w:tblLayout w:type="fixed"/>
+        <w:tblLook w:firstColumn="1" w:firstRow="1" w:lastColumn="0" w:lastRow="0" w:noHBand="0" w:noVBand="1" w:val="04A0"/>
+        <w:tblBorders>
+          <w:top w:val="single" w:sz="4" w:space="0" w:color="D9E1EA"/>
+          <w:left w:val="single" w:sz="4" w:space="0" w:color="D9E1EA"/>
+          <w:bottom w:val="single" w:sz="4" w:space="0" w:color="D9E1EA"/>
+          <w:right w:val="single" w:sz="4" w:space="0" w:color="D9E1EA"/>
+          <w:insideH w:val="single" w:sz="4" w:space="0" w:color="D9E1EA"/>
+          <w:insideV w:val="single" w:sz="4" w:space="0" w:color="D9E1EA"/>
+        </w:tblBorders>
+      </w:tblPr>
+      <w:tblGrid>
+        <w:gridCol w:w="700"/>
+        <w:gridCol w:w="2200"/>
+        <w:gridCol w:w="1200"/>
+        <w:gridCol w:w="5260"/>
+      </w:tblGrid>
+      <w:tr>
+        <w:tc>
+          <w:tcPr>
+            <w:tcW w:type="dxa" w:w="700"/>
+            <w:vAlign w:val="top"/>
+            <w:tcMar>
+              <w:top w:w="60" w:type="dxa"/>
+              <w:bottom w:w="60" w:type="dxa"/>
+              <w:start w:w="80" w:type="dxa"/>
+              <w:end w:w="80" w:type="dxa"/>
+            </w:tcMar>
+            <w:shd w:fill="F4F6F9"/>
+          </w:tcPr>
+          <w:p>
+            <w:pPr>
+              <w:spacing w:after="0"/>
+            </w:pPr>
+            <w:r>
+              <w:rPr>
+                <w:b/>
+                <w:color w:val="0B2545"/>
+                <w:sz w:val="18"/>
+              </w:rPr>
+              <w:t>ID</w:t>
+            </w:r>
+          </w:p>
+        </w:tc>
+        <w:tc>
+          <w:tcPr>
+            <w:tcW w:type="dxa" w:w="2200"/>
+            <w:vAlign w:val="top"/>
+            <w:tcMar>
+              <w:top w:w="60" w:type="dxa"/>
+              <w:bottom w:w="60" w:type="dxa"/>
+              <w:start w:w="80" w:type="dxa"/>
+              <w:end w:w="80" w:type="dxa"/>
+            </w:tcMar>
+            <w:shd w:fill="F4F6F9"/>
+          </w:tcPr>
+          <w:p>
+            <w:pPr>
+              <w:spacing w:after="0"/>
+            </w:pPr>
+            <w:r>
+              <w:rPr>
+                <w:b/>
+                <w:color w:val="0B2545"/>
+                <w:sz w:val="18"/>
+              </w:rPr>
+              <w:t>Name</w:t>
+            </w:r>
+          </w:p>
+        </w:tc>
+        <w:tc>
+          <w:tcPr>
+            <w:tcW w:type="dxa" w:w="1200"/>
+            <w:vAlign w:val="top"/>
+            <w:tcMar>
+              <w:top w:w="60" w:type="dxa"/>
+              <w:bottom w:w="60" w:type="dxa"/>
+              <w:start w:w="80" w:type="dxa"/>
+              <w:end w:w="80" w:type="dxa"/>
+            </w:tcMar>
+            <w:shd w:fill="F4F6F9"/>
+          </w:tcPr>
+          <w:p>
+            <w:pPr>
+              <w:spacing w:after="0"/>
+            </w:pPr>
+            <w:r>
+              <w:rPr>
+                <w:b/>
+                <w:color w:val="0B2545"/>
+                <w:sz w:val="18"/>
+              </w:rPr>
+              <w:t>Scope</w:t>
+            </w:r>
+          </w:p>
+        </w:tc>
+        <w:tc>
+          <w:tcPr>
+            <w:tcW w:type="dxa" w:w="5260"/>
+            <w:vAlign w:val="top"/>
+            <w:tcMar>
+              <w:top w:w="60" w:type="dxa"/>
+              <w:bottom w:w="60" w:type="dxa"/>
+              <w:start w:w="80" w:type="dxa"/>
+              <w:end w:w="80" w:type="dxa"/>
+            </w:tcMar>
+            <w:shd w:fill="F4F6F9"/>
+          </w:tcPr>
+          <w:p>
+            <w:pPr>
+              <w:spacing w:after="0"/>
+            </w:pPr>
+            <w:r>
+              <w:rPr>
+                <w:b/>
+                <w:color w:val="0B2545"/>
+                <w:sz w:val="18"/>
+              </w:rPr>
+              <w:t>Notes</w:t>
+            </w:r>
+          </w:p>
+        </w:tc>
+      </w:tr>
+      <w:tr>
+        <w:tc>
+          <w:tcPr>
+            <w:tcW w:type="dxa" w:w="700"/>
+          </w:tcPr>
+          <w:p>
+            <w:pPr>
+              <w:spacing w:after="0"/>
+            </w:pPr>
+            <w:r>
+              <w:rPr>
+                <w:sz w:val="17"/>
+              </w:rPr>
+              <w:t>—</w:t>
+            </w:r>
+          </w:p>
+        </w:tc>
+        <w:tc>
+          <w:tcPr>
+            <w:tcW w:type="dxa" w:w="2200"/>
+          </w:tcPr>
+          <w:p>
+            <w:pPr>
+              <w:spacing w:after="0"/>
+            </w:pPr>
+            <w:r>
+              <w:rPr>
+                <w:sz w:val="17"/>
+              </w:rPr>
+              <w:t>Matching</w:t>
+            </w:r>
+          </w:p>
+        </w:tc>
+        <w:tc>
+          <w:tcPr>
+            <w:tcW w:type="dxa" w:w="1200"/>
+          </w:tcPr>
+          <w:p>
+            <w:pPr>
+              <w:spacing w:after="0"/>
+            </w:pPr>
+            <w:r>
+              <w:rPr>
+                <w:sz w:val="17"/>
+              </w:rPr>
+              <w:t>Future</w:t>
+            </w:r>
+          </w:p>
+        </w:tc>
+        <w:tc>
+          <w:tcPr>
+            <w:tcW w:type="dxa" w:w="5260"/>
+          </w:tcPr>
+          <w:p>
+            <w:pPr>
+              <w:spacing w:after="0"/>
+            </w:pPr>
+            <w:r>
+              <w:rPr>
+                <w:sz w:val="17"/>
+              </w:rPr>
+              <w:t>Not now — implement later</w:t>
+            </w:r>
+          </w:p>
+        </w:tc>
+      </w:tr>
+      <w:tr>
+        <w:tc>
+          <w:tcPr>
+            <w:tcW w:type="dxa" w:w="700"/>
+          </w:tcPr>
+          <w:p>
+            <w:pPr>
+              <w:spacing w:after="0"/>
+            </w:pPr>
+            <w:r>
+              <w:rPr>
+                <w:sz w:val="17"/>
+              </w:rPr>
+              <w:t>—</w:t>
+            </w:r>
+          </w:p>
+        </w:tc>
+        <w:tc>
+          <w:tcPr>
+            <w:tcW w:type="dxa" w:w="2200"/>
+          </w:tcPr>
+          <w:p>
+            <w:pPr>
+              <w:spacing w:after="0"/>
+            </w:pPr>
+            <w:r>
+              <w:rPr>
+                <w:sz w:val="17"/>
+              </w:rPr>
+              <w:t>Ordering</w:t>
+            </w:r>
+          </w:p>
+        </w:tc>
+        <w:tc>
+          <w:tcPr>
+            <w:tcW w:type="dxa" w:w="1200"/>
+          </w:tcPr>
+          <w:p>
+            <w:pPr>
+              <w:spacing w:after="0"/>
+            </w:pPr>
+            <w:r>
+              <w:rPr>
+                <w:sz w:val="17"/>
+              </w:rPr>
+              <w:t>Future</w:t>
+            </w:r>
+          </w:p>
+        </w:tc>
+        <w:tc>
+          <w:tcPr>
+            <w:tcW w:type="dxa" w:w="5260"/>
+          </w:tcPr>
+          <w:p>
+            <w:pPr>
+              <w:spacing w:after="0"/>
+            </w:pPr>
+            <w:r>
+              <w:rPr>
+                <w:sz w:val="17"/>
+              </w:rPr>
+              <w:t>Not now — implement later</w:t>
+            </w:r>
+          </w:p>
+        </w:tc>
+      </w:tr>
+      <w:tr>
+        <w:tc>
+          <w:tcPr>
+            <w:tcW w:type="dxa" w:w="700"/>
+          </w:tcPr>
+          <w:p>
+            <w:pPr>
+              <w:spacing w:after="0"/>
+            </w:pPr>
+            <w:r>
+              <w:rPr>
+                <w:sz w:val="17"/>
+              </w:rPr>
+              <w:t>—</w:t>
+            </w:r>
+          </w:p>
+        </w:tc>
+        <w:tc>
+          <w:tcPr>
+            <w:tcW w:type="dxa" w:w="2200"/>
+          </w:tcPr>
+          <w:p>
+            <w:pPr>
+              <w:spacing w:after="0"/>
+            </w:pPr>
+            <w:r>
+              <w:rPr>
+                <w:sz w:val="17"/>
+              </w:rPr>
+              <w:t>Image-based</w:t>
+            </w:r>
+          </w:p>
+        </w:tc>
+        <w:tc>
+          <w:tcPr>
+            <w:tcW w:type="dxa" w:w="1200"/>
+          </w:tcPr>
+          <w:p>
+            <w:pPr>
+              <w:spacing w:after="0"/>
+            </w:pPr>
+            <w:r>
+              <w:rPr>
+                <w:sz w:val="17"/>
+              </w:rPr>
+              <w:t>Future</w:t>
+            </w:r>
+          </w:p>
+        </w:tc>
+        <w:tc>
+          <w:tcPr>
+            <w:tcW w:type="dxa" w:w="5260"/>
+          </w:tcPr>
+          <w:p>
+            <w:pPr>
+              <w:spacing w:after="0"/>
+            </w:pPr>
+            <w:r>
+              <w:rPr>
+                <w:sz w:val="17"/>
+              </w:rPr>
+              <w:t>Not now — implement later</w:t>
+            </w:r>
+          </w:p>
+        </w:tc>
+      </w:tr>
+      <w:tr>
+        <w:tc>
+          <w:tcPr>
+            <w:tcW w:type="dxa" w:w="700"/>
+          </w:tcPr>
+          <w:p>
+            <w:pPr>
+              <w:spacing w:after="0"/>
+            </w:pPr>
+            <w:r>
+              <w:rPr>
+                <w:sz w:val="17"/>
+              </w:rPr>
+              <w:t>—</w:t>
+            </w:r>
+          </w:p>
+        </w:tc>
+        <w:tc>
+          <w:tcPr>
+            <w:tcW w:type="dxa" w:w="2200"/>
+          </w:tcPr>
+          <w:p>
+            <w:pPr>
+              <w:spacing w:after="0"/>
+            </w:pPr>
+            <w:r>
+              <w:rPr>
+                <w:sz w:val="17"/>
+              </w:rPr>
+              <w:t>Audio-based</w:t>
+            </w:r>
+          </w:p>
+        </w:tc>
+        <w:tc>
+          <w:tcPr>
+            <w:tcW w:type="dxa" w:w="1200"/>
+          </w:tcPr>
+          <w:p>
+            <w:pPr>
+              <w:spacing w:after="0"/>
+            </w:pPr>
+            <w:r>
+              <w:rPr>
+                <w:sz w:val="17"/>
+              </w:rPr>
+              <w:t>Future</w:t>
+            </w:r>
+          </w:p>
+        </w:tc>
+        <w:tc>
+          <w:tcPr>
+            <w:tcW w:type="dxa" w:w="5260"/>
+          </w:tcPr>
+          <w:p>
+            <w:pPr>
+              <w:spacing w:after="0"/>
+            </w:pPr>
+            <w:r>
+              <w:rPr>
+                <w:sz w:val="17"/>
+              </w:rPr>
+              <w:t>Not now — implement later</w:t>
+            </w:r>
+          </w:p>
+        </w:tc>
+      </w:tr>
+      <w:tr>
+        <w:tc>
+          <w:tcPr>
+            <w:tcW w:type="dxa" w:w="700"/>
+          </w:tcPr>
+          <w:p>
+            <w:pPr>
+              <w:spacing w:after="0"/>
+            </w:pPr>
+            <w:r>
+              <w:rPr>
+                <w:sz w:val="17"/>
+              </w:rPr>
+              <w:t>—</w:t>
+            </w:r>
+          </w:p>
+        </w:tc>
+        <w:tc>
+          <w:tcPr>
+            <w:tcW w:type="dxa" w:w="2200"/>
+          </w:tcPr>
+          <w:p>
+            <w:pPr>
+              <w:spacing w:after="0"/>
+            </w:pPr>
+            <w:r>
+              <w:rPr>
+                <w:sz w:val="17"/>
+              </w:rPr>
+              <w:t>Mathematical working</w:t>
+            </w:r>
+          </w:p>
+        </w:tc>
+        <w:tc>
+          <w:tcPr>
+            <w:tcW w:type="dxa" w:w="1200"/>
+          </w:tcPr>
+          <w:p>
+            <w:pPr>
+              <w:spacing w:after="0"/>
+            </w:pPr>
+            <w:r>
+              <w:rPr>
+                <w:sz w:val="17"/>
+              </w:rPr>
+              <w:t>Future</w:t>
+            </w:r>
+          </w:p>
+        </w:tc>
+        <w:tc>
+          <w:tcPr>
+            <w:tcW w:type="dxa" w:w="5260"/>
+          </w:tcPr>
+          <w:p>
+            <w:pPr>
+              <w:spacing w:after="0"/>
+            </w:pPr>
+            <w:r>
+              <w:rPr>
+                <w:sz w:val="17"/>
+              </w:rPr>
+              <w:t>Not now — implement later</w:t>
+            </w:r>
+          </w:p>
+        </w:tc>
+      </w:tr>
+      <w:tr>
+        <w:tc>
+          <w:tcPr>
+            <w:tcW w:type="dxa" w:w="700"/>
+          </w:tcPr>
+          <w:p>
+            <w:pPr>
+              <w:spacing w:after="0"/>
+            </w:pPr>
+            <w:r>
+              <w:rPr>
+                <w:sz w:val="17"/>
+              </w:rPr>
+              <w:t>—</w:t>
+            </w:r>
+          </w:p>
+        </w:tc>
+        <w:tc>
+          <w:tcPr>
+            <w:tcW w:type="dxa" w:w="2200"/>
+          </w:tcPr>
+          <w:p>
+            <w:pPr>
+              <w:spacing w:after="0"/>
+            </w:pPr>
+            <w:r>
+              <w:rPr>
+                <w:sz w:val="17"/>
+              </w:rPr>
+              <w:t>Coding answer</w:t>
+            </w:r>
+          </w:p>
+        </w:tc>
+        <w:tc>
+          <w:tcPr>
+            <w:tcW w:type="dxa" w:w="1200"/>
+          </w:tcPr>
+          <w:p>
+            <w:pPr>
+              <w:spacing w:after="0"/>
+            </w:pPr>
+            <w:r>
+              <w:rPr>
+                <w:sz w:val="17"/>
+              </w:rPr>
+              <w:t>Future</w:t>
+            </w:r>
+          </w:p>
+        </w:tc>
+        <w:tc>
+          <w:tcPr>
+            <w:tcW w:type="dxa" w:w="5260"/>
+          </w:tcPr>
+          <w:p>
+            <w:pPr>
+              <w:spacing w:after="0"/>
+            </w:pPr>
+            <w:r>
+              <w:rPr>
+                <w:sz w:val="17"/>
+              </w:rPr>
+              <w:t>Not now — implement later</w:t>
+            </w:r>
+          </w:p>
+        </w:tc>
+      </w:tr>
+      <w:tr>
+        <w:tc>
+          <w:tcPr>
+            <w:tcW w:type="dxa" w:w="700"/>
+          </w:tcPr>
+          <w:p>
+            <w:pPr>
+              <w:spacing w:after="0"/>
+            </w:pPr>
+            <w:r>
+              <w:rPr>
+                <w:sz w:val="17"/>
+              </w:rPr>
+              <w:t>—</w:t>
+            </w:r>
+          </w:p>
+        </w:tc>
+        <w:tc>
+          <w:tcPr>
+            <w:tcW w:type="dxa" w:w="2200"/>
+          </w:tcPr>
+          <w:p>
+            <w:pPr>
+              <w:spacing w:after="0"/>
+            </w:pPr>
+            <w:r>
+              <w:rPr>
+                <w:sz w:val="17"/>
+              </w:rPr>
+              <w:t>Case-study</w:t>
+            </w:r>
+          </w:p>
+        </w:tc>
+        <w:tc>
+          <w:tcPr>
+            <w:tcW w:type="dxa" w:w="1200"/>
+          </w:tcPr>
+          <w:p>
+            <w:pPr>
+              <w:spacing w:after="0"/>
+            </w:pPr>
+            <w:r>
+              <w:rPr>
+                <w:sz w:val="17"/>
+              </w:rPr>
+              <w:t>Future</w:t>
+            </w:r>
+          </w:p>
+        </w:tc>
+        <w:tc>
+          <w:tcPr>
+            <w:tcW w:type="dxa" w:w="5260"/>
+          </w:tcPr>
+          <w:p>
+            <w:pPr>
+              <w:spacing w:after="0"/>
+            </w:pPr>
+            <w:r>
+              <w:rPr>
+                <w:sz w:val="17"/>
+              </w:rPr>
+              <w:t>Not now — implement later</w:t>
+            </w:r>
+          </w:p>
+        </w:tc>
+      </w:tr>
+    </w:tbl>
+    <w:p/>
+    <w:p>
+      <w:pPr>
+        <w:pStyle w:val="ListBullet"/>
+      </w:pPr>
+      <w:r>
+        <w:t>Fill in the Blanks (NOW): AI may provide an initial attempt review; teacher review may be required; model/accepted answers must not be shown before the student submits.</w:t>
+      </w:r>
+    </w:p>
+    <w:p>
+      <w:pPr>
+        <w:pStyle w:val="ListBullet"/>
+      </w:pPr>
+      <w:r>
+        <w:t>Descriptive (NOT NOW): same review/visibility pattern when implemented; hide from create/import until then.</w:t>
+      </w:r>
+    </w:p>
+    <w:p>
+      <w:pPr>
+        <w:pStyle w:val="ListBullet"/>
+      </w:pPr>
+      <w:r>
+        <w:t>Bank approval remains PortalAdmin-only for all types — separate from attempt AI/teacher review.</w:t>
+      </w:r>
+    </w:p>
+    <w:p>
+      <w:pPr>
+        <w:pStyle w:val="Heading1"/>
+      </w:pPr>
+      <w:r>
+        <w:t>5. Question data model</w:t>
+      </w:r>
+    </w:p>
+    <w:p>
+      <w:pPr>
+        <w:pStyle w:val="Heading2"/>
+      </w:pPr>
+      <w:r>
+        <w:t>Table: questions</w:t>
+      </w:r>
+    </w:p>
+    <w:tbl>
+      <w:tblPr>
+        <w:tblW w:type="dxa" w:w="9360"/>
+        <w:jc w:val="left"/>
+        <w:tblLayout w:type="fixed"/>
+        <w:tblLook w:firstColumn="1" w:firstRow="1" w:lastColumn="0" w:lastRow="0" w:noHBand="0" w:noVBand="1" w:val="04A0"/>
+        <w:tblBorders>
+          <w:top w:val="single" w:sz="4" w:space="0" w:color="D9E1EA"/>
+          <w:left w:val="single" w:sz="4" w:space="0" w:color="D9E1EA"/>
+          <w:bottom w:val="single" w:sz="4" w:space="0" w:color="D9E1EA"/>
+          <w:right w:val="single" w:sz="4" w:space="0" w:color="D9E1EA"/>
+          <w:insideH w:val="single" w:sz="4" w:space="0" w:color="D9E1EA"/>
+          <w:insideV w:val="single" w:sz="4" w:space="0" w:color="D9E1EA"/>
+        </w:tblBorders>
+      </w:tblPr>
+      <w:tblGrid>
+        <w:gridCol w:w="2800"/>
+        <w:gridCol w:w="6560"/>
+      </w:tblGrid>
+      <w:tr>
+        <w:tc>
+          <w:tcPr>
+            <w:tcW w:type="dxa" w:w="2800"/>
+            <w:vAlign w:val="top"/>
+            <w:tcMar>
+              <w:top w:w="60" w:type="dxa"/>
+              <w:bottom w:w="60" w:type="dxa"/>
+              <w:start w:w="80" w:type="dxa"/>
+              <w:end w:w="80" w:type="dxa"/>
+            </w:tcMar>
+            <w:shd w:fill="F4F6F9"/>
+          </w:tcPr>
+          <w:p>
+            <w:pPr>
+              <w:spacing w:after="0"/>
+            </w:pPr>
+            <w:r>
+              <w:rPr>
+                <w:b/>
+                <w:color w:val="0B2545"/>
+                <w:sz w:val="18"/>
+              </w:rPr>
+              <w:t>Field</w:t>
+            </w:r>
+          </w:p>
+        </w:tc>
+        <w:tc>
+          <w:tcPr>
+            <w:tcW w:type="dxa" w:w="6560"/>
+            <w:vAlign w:val="top"/>
+            <w:tcMar>
+              <w:top w:w="60" w:type="dxa"/>
+              <w:bottom w:w="60" w:type="dxa"/>
+              <w:start w:w="80" w:type="dxa"/>
+              <w:end w:w="80" w:type="dxa"/>
+            </w:tcMar>
+            <w:shd w:fill="F4F6F9"/>
+          </w:tcPr>
+          <w:p>
+            <w:pPr>
+              <w:spacing w:after="0"/>
+            </w:pPr>
+            <w:r>
+              <w:rPr>
+                <w:b/>
+                <w:color w:val="0B2545"/>
+                <w:sz w:val="18"/>
+              </w:rPr>
+              <w:t>Notes</w:t>
+            </w:r>
+          </w:p>
+        </w:tc>
+      </w:tr>
+      <w:tr>
+        <w:tc>
+          <w:tcPr>
+            <w:tcW w:type="dxa" w:w="2800"/>
+          </w:tcPr>
+          <w:p>
+            <w:pPr>
+              <w:spacing w:after="0"/>
+            </w:pPr>
+            <w:r>
+              <w:rPr>
+                <w:sz w:val="17"/>
+              </w:rPr>
+              <w:t>Id</w:t>
+            </w:r>
+          </w:p>
+        </w:tc>
+        <w:tc>
+          <w:tcPr>
+            <w:tcW w:type="dxa" w:w="6560"/>
+          </w:tcPr>
+          <w:p>
+            <w:pPr>
+              <w:spacing w:after="0"/>
+            </w:pPr>
+            <w:r>
+              <w:rPr>
+                <w:sz w:val="17"/>
+              </w:rPr>
+              <w:t>PK</w:t>
+            </w:r>
+          </w:p>
+        </w:tc>
+      </w:tr>
+      <w:tr>
+        <w:tc>
+          <w:tcPr>
+            <w:tcW w:type="dxa" w:w="2800"/>
+          </w:tcPr>
+          <w:p>
+            <w:pPr>
+              <w:spacing w:after="0"/>
+            </w:pPr>
+            <w:r>
+              <w:rPr>
+                <w:sz w:val="17"/>
+              </w:rPr>
+              <w:t>QuestionText</w:t>
+            </w:r>
+          </w:p>
+        </w:tc>
+        <w:tc>
+          <w:tcPr>
+            <w:tcW w:type="dxa" w:w="6560"/>
+          </w:tcPr>
+          <w:p>
+            <w:pPr>
+              <w:spacing w:after="0"/>
+            </w:pPr>
+            <w:r>
+              <w:rPr>
+                <w:sz w:val="17"/>
+              </w:rPr>
+              <w:t>Stem / prompt</w:t>
+            </w:r>
+          </w:p>
+        </w:tc>
+      </w:tr>
+      <w:tr>
+        <w:tc>
+          <w:tcPr>
+            <w:tcW w:type="dxa" w:w="2800"/>
+          </w:tcPr>
+          <w:p>
+            <w:pPr>
+              <w:spacing w:after="0"/>
+            </w:pPr>
+            <w:r>
+              <w:rPr>
+                <w:sz w:val="17"/>
+              </w:rPr>
+              <w:t>QuestionType</w:t>
+            </w:r>
+          </w:p>
+        </w:tc>
+        <w:tc>
+          <w:tcPr>
+            <w:tcW w:type="dxa" w:w="6560"/>
+          </w:tcPr>
+          <w:p>
+            <w:pPr>
+              <w:spacing w:after="0"/>
+            </w:pPr>
+            <w:r>
+              <w:rPr>
+                <w:sz w:val="17"/>
+              </w:rPr>
+              <w:t>Lookup: Single Choice, Multiple Choice, True/False, Fill in the Blanks, Descriptive</w:t>
+            </w:r>
+          </w:p>
+        </w:tc>
+      </w:tr>
+      <w:tr>
+        <w:tc>
+          <w:tcPr>
+            <w:tcW w:type="dxa" w:w="2800"/>
+          </w:tcPr>
+          <w:p>
+            <w:pPr>
+              <w:spacing w:after="0"/>
+            </w:pPr>
+            <w:r>
+              <w:rPr>
+                <w:sz w:val="17"/>
+              </w:rPr>
+              <w:t>Class</w:t>
+            </w:r>
+          </w:p>
+        </w:tc>
+        <w:tc>
+          <w:tcPr>
+            <w:tcW w:type="dxa" w:w="6560"/>
+          </w:tcPr>
+          <w:p>
+            <w:pPr>
+              <w:spacing w:after="0"/>
+            </w:pPr>
+            <w:r>
+              <w:rPr>
+                <w:sz w:val="17"/>
+              </w:rPr>
+              <w:t>Lookup / ClassId</w:t>
+            </w:r>
+          </w:p>
+        </w:tc>
+      </w:tr>
+      <w:tr>
+        <w:tc>
+          <w:tcPr>
+            <w:tcW w:type="dxa" w:w="2800"/>
+          </w:tcPr>
+          <w:p>
+            <w:pPr>
+              <w:spacing w:after="0"/>
+            </w:pPr>
+            <w:r>
+              <w:rPr>
+                <w:sz w:val="17"/>
+              </w:rPr>
+              <w:t>Subject</w:t>
+            </w:r>
+          </w:p>
+        </w:tc>
+        <w:tc>
+          <w:tcPr>
+            <w:tcW w:type="dxa" w:w="6560"/>
+          </w:tcPr>
+          <w:p>
+            <w:pPr>
+              <w:spacing w:after="0"/>
+            </w:pPr>
+            <w:r>
+              <w:rPr>
+                <w:sz w:val="17"/>
+              </w:rPr>
+              <w:t>Lookup / SubjectId</w:t>
+            </w:r>
+          </w:p>
+        </w:tc>
+      </w:tr>
+      <w:tr>
+        <w:tc>
+          <w:tcPr>
+            <w:tcW w:type="dxa" w:w="2800"/>
+          </w:tcPr>
+          <w:p>
+            <w:pPr>
+              <w:spacing w:after="0"/>
+            </w:pPr>
+            <w:r>
+              <w:rPr>
+                <w:sz w:val="17"/>
+              </w:rPr>
+              <w:t>Topic</w:t>
+            </w:r>
+          </w:p>
+        </w:tc>
+        <w:tc>
+          <w:tcPr>
+            <w:tcW w:type="dxa" w:w="6560"/>
+          </w:tcPr>
+          <w:p>
+            <w:pPr>
+              <w:spacing w:after="0"/>
+            </w:pPr>
+            <w:r>
+              <w:rPr>
+                <w:sz w:val="17"/>
+              </w:rPr>
+              <w:t>Lookup / TopicId (optional)</w:t>
+            </w:r>
+          </w:p>
+        </w:tc>
+      </w:tr>
+      <w:tr>
+        <w:tc>
+          <w:tcPr>
+            <w:tcW w:type="dxa" w:w="2800"/>
+          </w:tcPr>
+          <w:p>
+            <w:pPr>
+              <w:spacing w:after="0"/>
+            </w:pPr>
+            <w:r>
+              <w:rPr>
+                <w:sz w:val="17"/>
+              </w:rPr>
+              <w:t>DifficultyLevel</w:t>
+            </w:r>
+          </w:p>
+        </w:tc>
+        <w:tc>
+          <w:tcPr>
+            <w:tcW w:type="dxa" w:w="6560"/>
+          </w:tcPr>
+          <w:p>
+            <w:pPr>
+              <w:spacing w:after="0"/>
+            </w:pPr>
+            <w:r>
+              <w:rPr>
+                <w:sz w:val="17"/>
+              </w:rPr>
+              <w:t>Easy / Medium / Hard</w:t>
+            </w:r>
+          </w:p>
+        </w:tc>
+      </w:tr>
+      <w:tr>
+        <w:tc>
+          <w:tcPr>
+            <w:tcW w:type="dxa" w:w="2800"/>
+          </w:tcPr>
+          <w:p>
+            <w:pPr>
+              <w:spacing w:after="0"/>
+            </w:pPr>
+            <w:r>
+              <w:rPr>
+                <w:sz w:val="17"/>
+              </w:rPr>
+              <w:t>Explanation</w:t>
+            </w:r>
+          </w:p>
+        </w:tc>
+        <w:tc>
+          <w:tcPr>
+            <w:tcW w:type="dxa" w:w="6560"/>
+          </w:tcPr>
+          <w:p>
+            <w:pPr>
+              <w:spacing w:after="0"/>
+            </w:pPr>
+            <w:r>
+              <w:rPr>
+                <w:sz w:val="17"/>
+              </w:rPr>
+              <w:t>Shown after attempt per quiz rules; bank detail for manage roles</w:t>
+            </w:r>
+          </w:p>
+        </w:tc>
+      </w:tr>
+      <w:tr>
+        <w:tc>
+          <w:tcPr>
+            <w:tcW w:type="dxa" w:w="2800"/>
+          </w:tcPr>
+          <w:p>
+            <w:pPr>
+              <w:spacing w:after="0"/>
+            </w:pPr>
+            <w:r>
+              <w:rPr>
+                <w:sz w:val="17"/>
+              </w:rPr>
+              <w:t>Hint</w:t>
+            </w:r>
+          </w:p>
+        </w:tc>
+        <w:tc>
+          <w:tcPr>
+            <w:tcW w:type="dxa" w:w="6560"/>
+          </w:tcPr>
+          <w:p>
+            <w:pPr>
+              <w:spacing w:after="0"/>
+            </w:pPr>
+            <w:r>
+              <w:rPr>
+                <w:sz w:val="17"/>
+              </w:rPr>
+              <w:t>Optional hint</w:t>
+            </w:r>
+          </w:p>
+        </w:tc>
+      </w:tr>
+      <w:tr>
+        <w:tc>
+          <w:tcPr>
+            <w:tcW w:type="dxa" w:w="2800"/>
+          </w:tcPr>
+          <w:p>
+            <w:pPr>
+              <w:spacing w:after="0"/>
+            </w:pPr>
+            <w:r>
+              <w:rPr>
+                <w:sz w:val="17"/>
+              </w:rPr>
+              <w:t>EstimatedTimeSeconds</w:t>
+            </w:r>
+          </w:p>
+        </w:tc>
+        <w:tc>
+          <w:tcPr>
+            <w:tcW w:type="dxa" w:w="6560"/>
+          </w:tcPr>
+          <w:p>
+            <w:pPr>
+              <w:spacing w:after="0"/>
+            </w:pPr>
+            <w:r>
+              <w:rPr>
+                <w:sz w:val="17"/>
+              </w:rPr>
+              <w:t>Estimated time</w:t>
+            </w:r>
+          </w:p>
+        </w:tc>
+      </w:tr>
+      <w:tr>
+        <w:tc>
+          <w:tcPr>
+            <w:tcW w:type="dxa" w:w="2800"/>
+          </w:tcPr>
+          <w:p>
+            <w:pPr>
+              <w:spacing w:after="0"/>
+            </w:pPr>
+            <w:r>
+              <w:rPr>
+                <w:sz w:val="17"/>
+              </w:rPr>
+              <w:t>Marks</w:t>
+            </w:r>
+          </w:p>
+        </w:tc>
+        <w:tc>
+          <w:tcPr>
+            <w:tcW w:type="dxa" w:w="6560"/>
+          </w:tcPr>
+          <w:p>
+            <w:pPr>
+              <w:spacing w:after="0"/>
+            </w:pPr>
+            <w:r>
+              <w:rPr>
+                <w:sz w:val="17"/>
+              </w:rPr>
+              <w:t>Marks / points</w:t>
+            </w:r>
+          </w:p>
+        </w:tc>
+      </w:tr>
+      <w:tr>
+        <w:tc>
+          <w:tcPr>
+            <w:tcW w:type="dxa" w:w="2800"/>
+          </w:tcPr>
+          <w:p>
+            <w:pPr>
+              <w:spacing w:after="0"/>
+            </w:pPr>
+            <w:r>
+              <w:rPr>
+                <w:sz w:val="17"/>
+              </w:rPr>
+              <w:t>IsActive</w:t>
+            </w:r>
+          </w:p>
+        </w:tc>
+        <w:tc>
+          <w:tcPr>
+            <w:tcW w:type="dxa" w:w="6560"/>
+          </w:tcPr>
+          <w:p>
+            <w:pPr>
+              <w:spacing w:after="0"/>
+            </w:pPr>
+            <w:r>
+              <w:rPr>
+                <w:sz w:val="17"/>
+              </w:rPr>
+              <w:t>Activate / Deactivate (PortalAdmin only)</w:t>
+            </w:r>
+          </w:p>
+        </w:tc>
+      </w:tr>
+      <w:tr>
+        <w:tc>
+          <w:tcPr>
+            <w:tcW w:type="dxa" w:w="2800"/>
+          </w:tcPr>
+          <w:p>
+            <w:pPr>
+              <w:spacing w:after="0"/>
+            </w:pPr>
+            <w:r>
+              <w:rPr>
+                <w:sz w:val="17"/>
+              </w:rPr>
+              <w:t>Status</w:t>
+            </w:r>
+          </w:p>
+        </w:tc>
+        <w:tc>
+          <w:tcPr>
+            <w:tcW w:type="dxa" w:w="6560"/>
+          </w:tcPr>
+          <w:p>
+            <w:pPr>
+              <w:spacing w:after="0"/>
+            </w:pPr>
+            <w:r>
+              <w:rPr>
+                <w:sz w:val="17"/>
+              </w:rPr>
+              <w:t>Draft, PendingReview, Approved, Rejected, Archived</w:t>
+            </w:r>
+          </w:p>
+        </w:tc>
+      </w:tr>
+      <w:tr>
+        <w:tc>
+          <w:tcPr>
+            <w:tcW w:type="dxa" w:w="2800"/>
+          </w:tcPr>
+          <w:p>
+            <w:pPr>
+              <w:spacing w:after="0"/>
+            </w:pPr>
+            <w:r>
+              <w:rPr>
+                <w:sz w:val="17"/>
+              </w:rPr>
+              <w:t>CreatedBy</w:t>
+            </w:r>
+          </w:p>
+        </w:tc>
+        <w:tc>
+          <w:tcPr>
+            <w:tcW w:type="dxa" w:w="6560"/>
+          </w:tcPr>
+          <w:p>
+            <w:pPr>
+              <w:spacing w:after="0"/>
+            </w:pPr>
+            <w:r>
+              <w:rPr>
+                <w:sz w:val="17"/>
+              </w:rPr>
+              <w:t>Owner</w:t>
+            </w:r>
+          </w:p>
+        </w:tc>
+      </w:tr>
+      <w:tr>
+        <w:tc>
+          <w:tcPr>
+            <w:tcW w:type="dxa" w:w="2800"/>
+          </w:tcPr>
+          <w:p>
+            <w:pPr>
+              <w:spacing w:after="0"/>
+            </w:pPr>
+            <w:r>
+              <w:rPr>
+                <w:sz w:val="17"/>
+              </w:rPr>
+              <w:t>IsAiApproved</w:t>
+            </w:r>
+          </w:p>
+        </w:tc>
+        <w:tc>
+          <w:tcPr>
+            <w:tcW w:type="dxa" w:w="6560"/>
+          </w:tcPr>
+          <w:p>
+            <w:pPr>
+              <w:spacing w:after="0"/>
+            </w:pPr>
+            <w:r>
+              <w:rPr>
+                <w:sz w:val="17"/>
+              </w:rPr>
+              <w:t>Optional system/AI quality flag — not a second bank gate for quiz eligibility</w:t>
+            </w:r>
+          </w:p>
+        </w:tc>
+      </w:tr>
+      <w:tr>
+        <w:tc>
+          <w:tcPr>
+            <w:tcW w:type="dxa" w:w="2800"/>
+          </w:tcPr>
+          <w:p>
+            <w:pPr>
+              <w:spacing w:after="0"/>
+            </w:pPr>
+            <w:r>
+              <w:rPr>
+                <w:sz w:val="17"/>
+              </w:rPr>
+              <w:t>ApprovedBy</w:t>
+            </w:r>
+          </w:p>
+        </w:tc>
+        <w:tc>
+          <w:tcPr>
+            <w:tcW w:type="dxa" w:w="6560"/>
+          </w:tcPr>
+          <w:p>
+            <w:pPr>
+              <w:spacing w:after="0"/>
+            </w:pPr>
+            <w:r>
+              <w:rPr>
+                <w:sz w:val="17"/>
+              </w:rPr>
+              <w:t>PortalAdmin who approved (human bank approval)</w:t>
+            </w:r>
+          </w:p>
+        </w:tc>
+      </w:tr>
+      <w:tr>
+        <w:tc>
+          <w:tcPr>
+            <w:tcW w:type="dxa" w:w="2800"/>
+          </w:tcPr>
+          <w:p>
+            <w:pPr>
+              <w:spacing w:after="0"/>
+            </w:pPr>
+            <w:r>
+              <w:rPr>
+                <w:sz w:val="17"/>
+              </w:rPr>
+              <w:t>CreatedDate</w:t>
+            </w:r>
+          </w:p>
+        </w:tc>
+        <w:tc>
+          <w:tcPr>
+            <w:tcW w:type="dxa" w:w="6560"/>
+          </w:tcPr>
+          <w:p>
+            <w:pPr>
+              <w:spacing w:after="0"/>
+            </w:pPr>
+            <w:r>
+              <w:rPr>
+                <w:sz w:val="17"/>
+              </w:rPr>
+              <w:t>Created timestamp</w:t>
+            </w:r>
+          </w:p>
+        </w:tc>
+      </w:tr>
+      <w:tr>
+        <w:tc>
+          <w:tcPr>
+            <w:tcW w:type="dxa" w:w="2800"/>
+          </w:tcPr>
+          <w:p>
+            <w:pPr>
+              <w:spacing w:after="0"/>
+            </w:pPr>
+            <w:r>
+              <w:rPr>
+                <w:sz w:val="17"/>
+              </w:rPr>
+              <w:t>ModifiedDate</w:t>
+            </w:r>
+          </w:p>
+        </w:tc>
+        <w:tc>
+          <w:tcPr>
+            <w:tcW w:type="dxa" w:w="6560"/>
+          </w:tcPr>
+          <w:p>
+            <w:pPr>
+              <w:spacing w:after="0"/>
+            </w:pPr>
+            <w:r>
+              <w:rPr>
+                <w:sz w:val="17"/>
+              </w:rPr>
+              <w:t>Modified timestamp</w:t>
+            </w:r>
+          </w:p>
+        </w:tc>
+      </w:tr>
+    </w:tbl>
+    <w:p/>
+    <w:p>
+      <w:pPr>
+        <w:pStyle w:val="Heading2"/>
+      </w:pPr>
+      <w:r>
+        <w:t>Table: question_options</w:t>
+      </w:r>
+    </w:p>
+    <w:p>
+      <w:r>
+        <w:t>For choice-based types (Single Choice, Multiple Choice, True/False):</w:t>
+      </w:r>
+    </w:p>
+    <w:tbl>
+      <w:tblPr>
+        <w:tblW w:type="dxa" w:w="9360"/>
+        <w:jc w:val="left"/>
+        <w:tblLayout w:type="fixed"/>
+        <w:tblLook w:firstColumn="1" w:firstRow="1" w:lastColumn="0" w:lastRow="0" w:noHBand="0" w:noVBand="1" w:val="04A0"/>
+        <w:tblBorders>
+          <w:top w:val="single" w:sz="4" w:space="0" w:color="D9E1EA"/>
+          <w:left w:val="single" w:sz="4" w:space="0" w:color="D9E1EA"/>
+          <w:bottom w:val="single" w:sz="4" w:space="0" w:color="D9E1EA"/>
+          <w:right w:val="single" w:sz="4" w:space="0" w:color="D9E1EA"/>
+          <w:insideH w:val="single" w:sz="4" w:space="0" w:color="D9E1EA"/>
+          <w:insideV w:val="single" w:sz="4" w:space="0" w:color="D9E1EA"/>
+        </w:tblBorders>
+      </w:tblPr>
+      <w:tblGrid>
+        <w:gridCol w:w="2800"/>
+        <w:gridCol w:w="6560"/>
+      </w:tblGrid>
+      <w:tr>
+        <w:tc>
+          <w:tcPr>
+            <w:tcW w:type="dxa" w:w="2800"/>
+            <w:vAlign w:val="top"/>
+            <w:tcMar>
+              <w:top w:w="60" w:type="dxa"/>
+              <w:bottom w:w="60" w:type="dxa"/>
+              <w:start w:w="80" w:type="dxa"/>
+              <w:end w:w="80" w:type="dxa"/>
+            </w:tcMar>
+            <w:shd w:fill="F4F6F9"/>
+          </w:tcPr>
+          <w:p>
+            <w:pPr>
+              <w:spacing w:after="0"/>
+            </w:pPr>
+            <w:r>
+              <w:rPr>
+                <w:b/>
+                <w:color w:val="0B2545"/>
+                <w:sz w:val="18"/>
+              </w:rPr>
+              <w:t>Field</w:t>
+            </w:r>
+          </w:p>
+        </w:tc>
+        <w:tc>
+          <w:tcPr>
+            <w:tcW w:type="dxa" w:w="6560"/>
+            <w:vAlign w:val="top"/>
+            <w:tcMar>
+              <w:top w:w="60" w:type="dxa"/>
+              <w:bottom w:w="60" w:type="dxa"/>
+              <w:start w:w="80" w:type="dxa"/>
+              <w:end w:w="80" w:type="dxa"/>
+            </w:tcMar>
+            <w:shd w:fill="F4F6F9"/>
+          </w:tcPr>
+          <w:p>
+            <w:pPr>
+              <w:spacing w:after="0"/>
+            </w:pPr>
+            <w:r>
+              <w:rPr>
+                <w:b/>
+                <w:color w:val="0B2545"/>
+                <w:sz w:val="18"/>
+              </w:rPr>
+              <w:t>Notes</w:t>
+            </w:r>
+          </w:p>
+        </w:tc>
+      </w:tr>
+      <w:tr>
+        <w:tc>
+          <w:tcPr>
+            <w:tcW w:type="dxa" w:w="2800"/>
+          </w:tcPr>
+          <w:p>
+            <w:pPr>
+              <w:spacing w:after="0"/>
+            </w:pPr>
+            <w:r>
+              <w:rPr>
+                <w:sz w:val="17"/>
+              </w:rPr>
+              <w:t>Id</w:t>
+            </w:r>
+          </w:p>
+        </w:tc>
+        <w:tc>
+          <w:tcPr>
+            <w:tcW w:type="dxa" w:w="6560"/>
+          </w:tcPr>
+          <w:p>
+            <w:pPr>
+              <w:spacing w:after="0"/>
+            </w:pPr>
+            <w:r>
+              <w:rPr>
+                <w:sz w:val="17"/>
+              </w:rPr>
+              <w:t>PK</w:t>
+            </w:r>
+          </w:p>
+        </w:tc>
+      </w:tr>
+      <w:tr>
+        <w:tc>
+          <w:tcPr>
+            <w:tcW w:type="dxa" w:w="2800"/>
+          </w:tcPr>
+          <w:p>
+            <w:pPr>
+              <w:spacing w:after="0"/>
+            </w:pPr>
+            <w:r>
+              <w:rPr>
+                <w:sz w:val="17"/>
+              </w:rPr>
+              <w:t>QuestionId</w:t>
+            </w:r>
+          </w:p>
+        </w:tc>
+        <w:tc>
+          <w:tcPr>
+            <w:tcW w:type="dxa" w:w="6560"/>
+          </w:tcPr>
+          <w:p>
+            <w:pPr>
+              <w:spacing w:after="0"/>
+            </w:pPr>
+            <w:r>
+              <w:rPr>
+                <w:sz w:val="17"/>
+              </w:rPr>
+              <w:t>FK → questions</w:t>
+            </w:r>
+          </w:p>
+        </w:tc>
+      </w:tr>
+      <w:tr>
+        <w:tc>
+          <w:tcPr>
+            <w:tcW w:type="dxa" w:w="2800"/>
+          </w:tcPr>
+          <w:p>
+            <w:pPr>
+              <w:spacing w:after="0"/>
+            </w:pPr>
+            <w:r>
+              <w:rPr>
+                <w:sz w:val="17"/>
+              </w:rPr>
+              <w:t>OptionText</w:t>
+            </w:r>
+          </w:p>
+        </w:tc>
+        <w:tc>
+          <w:tcPr>
+            <w:tcW w:type="dxa" w:w="6560"/>
+          </w:tcPr>
+          <w:p>
+            <w:pPr>
+              <w:spacing w:after="0"/>
+            </w:pPr>
+            <w:r>
+              <w:rPr>
+                <w:sz w:val="17"/>
+              </w:rPr>
+              <w:t>Choice text</w:t>
+            </w:r>
+          </w:p>
+        </w:tc>
+      </w:tr>
+      <w:tr>
+        <w:tc>
+          <w:tcPr>
+            <w:tcW w:type="dxa" w:w="2800"/>
+          </w:tcPr>
+          <w:p>
+            <w:pPr>
+              <w:spacing w:after="0"/>
+            </w:pPr>
+            <w:r>
+              <w:rPr>
+                <w:sz w:val="17"/>
+              </w:rPr>
+              <w:t>OptionImageUrl</w:t>
+            </w:r>
+          </w:p>
+        </w:tc>
+        <w:tc>
+          <w:tcPr>
+            <w:tcW w:type="dxa" w:w="6560"/>
+          </w:tcPr>
+          <w:p>
+            <w:pPr>
+              <w:spacing w:after="0"/>
+            </w:pPr>
+            <w:r>
+              <w:rPr>
+                <w:sz w:val="17"/>
+              </w:rPr>
+              <w:t>Optional image (future image-based use; column kept)</w:t>
+            </w:r>
+          </w:p>
+        </w:tc>
+      </w:tr>
+      <w:tr>
+        <w:tc>
+          <w:tcPr>
+            <w:tcW w:type="dxa" w:w="2800"/>
+          </w:tcPr>
+          <w:p>
+            <w:pPr>
+              <w:spacing w:after="0"/>
+            </w:pPr>
+            <w:r>
+              <w:rPr>
+                <w:sz w:val="17"/>
+              </w:rPr>
+              <w:t>IsCorrect</w:t>
+            </w:r>
+          </w:p>
+        </w:tc>
+        <w:tc>
+          <w:tcPr>
+            <w:tcW w:type="dxa" w:w="6560"/>
+          </w:tcPr>
+          <w:p>
+            <w:pPr>
+              <w:spacing w:after="0"/>
+            </w:pPr>
+            <w:r>
+              <w:rPr>
+                <w:sz w:val="17"/>
+              </w:rPr>
+              <w:t>Whether this option is a correct choice</w:t>
+            </w:r>
+          </w:p>
+        </w:tc>
+      </w:tr>
+      <w:tr>
+        <w:tc>
+          <w:tcPr>
+            <w:tcW w:type="dxa" w:w="2800"/>
+          </w:tcPr>
+          <w:p>
+            <w:pPr>
+              <w:spacing w:after="0"/>
+            </w:pPr>
+            <w:r>
+              <w:rPr>
+                <w:sz w:val="17"/>
+              </w:rPr>
+              <w:t>Explanation</w:t>
+            </w:r>
+          </w:p>
+        </w:tc>
+        <w:tc>
+          <w:tcPr>
+            <w:tcW w:type="dxa" w:w="6560"/>
+          </w:tcPr>
+          <w:p>
+            <w:pPr>
+              <w:spacing w:after="0"/>
+            </w:pPr>
+            <w:r>
+              <w:rPr>
+                <w:sz w:val="17"/>
+              </w:rPr>
+              <w:t>Optional per-option explanation</w:t>
+            </w:r>
+          </w:p>
+        </w:tc>
+      </w:tr>
+      <w:tr>
+        <w:tc>
+          <w:tcPr>
+            <w:tcW w:type="dxa" w:w="2800"/>
+          </w:tcPr>
+          <w:p>
+            <w:pPr>
+              <w:spacing w:after="0"/>
+            </w:pPr>
+            <w:r>
+              <w:rPr>
+                <w:sz w:val="17"/>
+              </w:rPr>
+              <w:t>IsActive</w:t>
+            </w:r>
+          </w:p>
+        </w:tc>
+        <w:tc>
+          <w:tcPr>
+            <w:tcW w:type="dxa" w:w="6560"/>
+          </w:tcPr>
+          <w:p>
+            <w:pPr>
+              <w:spacing w:after="0"/>
+            </w:pPr>
+            <w:r>
+              <w:rPr>
+                <w:sz w:val="17"/>
+              </w:rPr>
+              <w:t>Soft-disable option without delete</w:t>
+            </w:r>
+          </w:p>
+        </w:tc>
+      </w:tr>
+    </w:tbl>
+    <w:p/>
+    <w:p>
+      <w:pPr>
+        <w:pStyle w:val="Heading2"/>
+      </w:pPr>
+      <w:r>
+        <w:t>Table: question_accepted_answers</w:t>
+      </w:r>
+    </w:p>
+    <w:p>
+      <w:r>
+        <w:t>For Fill in the Blanks (NOW) and Descriptive (NOT NOW):</w:t>
+      </w:r>
+    </w:p>
+    <w:tbl>
+      <w:tblPr>
+        <w:tblW w:type="dxa" w:w="9360"/>
+        <w:jc w:val="left"/>
+        <w:tblLayout w:type="fixed"/>
+        <w:tblLook w:firstColumn="1" w:firstRow="1" w:lastColumn="0" w:lastRow="0" w:noHBand="0" w:noVBand="1" w:val="04A0"/>
+        <w:tblBorders>
+          <w:top w:val="single" w:sz="4" w:space="0" w:color="D9E1EA"/>
+          <w:left w:val="single" w:sz="4" w:space="0" w:color="D9E1EA"/>
+          <w:bottom w:val="single" w:sz="4" w:space="0" w:color="D9E1EA"/>
+          <w:right w:val="single" w:sz="4" w:space="0" w:color="D9E1EA"/>
+          <w:insideH w:val="single" w:sz="4" w:space="0" w:color="D9E1EA"/>
+          <w:insideV w:val="single" w:sz="4" w:space="0" w:color="D9E1EA"/>
+        </w:tblBorders>
+      </w:tblPr>
+      <w:tblGrid>
+        <w:gridCol w:w="2800"/>
+        <w:gridCol w:w="6560"/>
+      </w:tblGrid>
+      <w:tr>
+        <w:tc>
+          <w:tcPr>
+            <w:tcW w:type="dxa" w:w="2800"/>
+            <w:vAlign w:val="top"/>
+            <w:tcMar>
+              <w:top w:w="60" w:type="dxa"/>
+              <w:bottom w:w="60" w:type="dxa"/>
+              <w:start w:w="80" w:type="dxa"/>
+              <w:end w:w="80" w:type="dxa"/>
+            </w:tcMar>
+            <w:shd w:fill="F4F6F9"/>
+          </w:tcPr>
+          <w:p>
+            <w:pPr>
+              <w:spacing w:after="0"/>
+            </w:pPr>
+            <w:r>
+              <w:rPr>
+                <w:b/>
+                <w:color w:val="0B2545"/>
+                <w:sz w:val="18"/>
+              </w:rPr>
+              <w:t>Field</w:t>
+            </w:r>
+          </w:p>
+        </w:tc>
+        <w:tc>
+          <w:tcPr>
+            <w:tcW w:type="dxa" w:w="6560"/>
+            <w:vAlign w:val="top"/>
+            <w:tcMar>
+              <w:top w:w="60" w:type="dxa"/>
+              <w:bottom w:w="60" w:type="dxa"/>
+              <w:start w:w="80" w:type="dxa"/>
+              <w:end w:w="80" w:type="dxa"/>
+            </w:tcMar>
+            <w:shd w:fill="F4F6F9"/>
+          </w:tcPr>
+          <w:p>
+            <w:pPr>
+              <w:spacing w:after="0"/>
+            </w:pPr>
+            <w:r>
+              <w:rPr>
+                <w:b/>
+                <w:color w:val="0B2545"/>
+                <w:sz w:val="18"/>
+              </w:rPr>
+              <w:t>Notes</w:t>
+            </w:r>
+          </w:p>
+        </w:tc>
+      </w:tr>
+      <w:tr>
+        <w:tc>
+          <w:tcPr>
+            <w:tcW w:type="dxa" w:w="2800"/>
+          </w:tcPr>
+          <w:p>
+            <w:pPr>
+              <w:spacing w:after="0"/>
+            </w:pPr>
+            <w:r>
+              <w:rPr>
+                <w:sz w:val="17"/>
+              </w:rPr>
+              <w:t>Id</w:t>
+            </w:r>
+          </w:p>
+        </w:tc>
+        <w:tc>
+          <w:tcPr>
+            <w:tcW w:type="dxa" w:w="6560"/>
+          </w:tcPr>
+          <w:p>
+            <w:pPr>
+              <w:spacing w:after="0"/>
+            </w:pPr>
+            <w:r>
+              <w:rPr>
+                <w:sz w:val="17"/>
+              </w:rPr>
+              <w:t>PK</w:t>
+            </w:r>
+          </w:p>
+        </w:tc>
+      </w:tr>
+      <w:tr>
+        <w:tc>
+          <w:tcPr>
+            <w:tcW w:type="dxa" w:w="2800"/>
+          </w:tcPr>
+          <w:p>
+            <w:pPr>
+              <w:spacing w:after="0"/>
+            </w:pPr>
+            <w:r>
+              <w:rPr>
+                <w:sz w:val="17"/>
+              </w:rPr>
+              <w:t>QuestionId</w:t>
+            </w:r>
+          </w:p>
+        </w:tc>
+        <w:tc>
+          <w:tcPr>
+            <w:tcW w:type="dxa" w:w="6560"/>
+          </w:tcPr>
+          <w:p>
+            <w:pPr>
+              <w:spacing w:after="0"/>
+            </w:pPr>
+            <w:r>
+              <w:rPr>
+                <w:sz w:val="17"/>
+              </w:rPr>
+              <w:t>FK → questions</w:t>
+            </w:r>
+          </w:p>
+        </w:tc>
+      </w:tr>
+      <w:tr>
+        <w:tc>
+          <w:tcPr>
+            <w:tcW w:type="dxa" w:w="2800"/>
+          </w:tcPr>
+          <w:p>
+            <w:pPr>
+              <w:spacing w:after="0"/>
+            </w:pPr>
+            <w:r>
+              <w:rPr>
+                <w:sz w:val="17"/>
+              </w:rPr>
+              <w:t>AnswerText</w:t>
+            </w:r>
+          </w:p>
+        </w:tc>
+        <w:tc>
+          <w:tcPr>
+            <w:tcW w:type="dxa" w:w="6560"/>
+          </w:tcPr>
+          <w:p>
+            <w:pPr>
+              <w:spacing w:after="0"/>
+            </w:pPr>
+            <w:r>
+              <w:rPr>
+                <w:sz w:val="17"/>
+              </w:rPr>
+              <w:t>Canonical accepted answer text</w:t>
+            </w:r>
+          </w:p>
+        </w:tc>
+      </w:tr>
+      <w:tr>
+        <w:tc>
+          <w:tcPr>
+            <w:tcW w:type="dxa" w:w="2800"/>
+          </w:tcPr>
+          <w:p>
+            <w:pPr>
+              <w:spacing w:after="0"/>
+            </w:pPr>
+            <w:r>
+              <w:rPr>
+                <w:sz w:val="17"/>
+              </w:rPr>
+              <w:t>IsCaseSensitive</w:t>
+            </w:r>
+          </w:p>
+        </w:tc>
+        <w:tc>
+          <w:tcPr>
+            <w:tcW w:type="dxa" w:w="6560"/>
+          </w:tcPr>
+          <w:p>
+            <w:pPr>
+              <w:spacing w:after="0"/>
+            </w:pPr>
+            <w:r>
+              <w:rPr>
+                <w:sz w:val="17"/>
+              </w:rPr>
+              <w:t>Match case when scoring</w:t>
+            </w:r>
+          </w:p>
+        </w:tc>
+      </w:tr>
+      <w:tr>
+        <w:tc>
+          <w:tcPr>
+            <w:tcW w:type="dxa" w:w="2800"/>
+          </w:tcPr>
+          <w:p>
+            <w:pPr>
+              <w:spacing w:after="0"/>
+            </w:pPr>
+            <w:r>
+              <w:rPr>
+                <w:sz w:val="17"/>
+              </w:rPr>
+              <w:t>AllowPartialMatch</w:t>
+            </w:r>
+          </w:p>
+        </w:tc>
+        <w:tc>
+          <w:tcPr>
+            <w:tcW w:type="dxa" w:w="6560"/>
+          </w:tcPr>
+          <w:p>
+            <w:pPr>
+              <w:spacing w:after="0"/>
+            </w:pPr>
+            <w:r>
+              <w:rPr>
+                <w:sz w:val="17"/>
+              </w:rPr>
+              <w:t>Allow substring / partial credit rules</w:t>
+            </w:r>
+          </w:p>
+        </w:tc>
+      </w:tr>
+      <w:tr>
+        <w:tc>
+          <w:tcPr>
+            <w:tcW w:type="dxa" w:w="2800"/>
+          </w:tcPr>
+          <w:p>
+            <w:pPr>
+              <w:spacing w:after="0"/>
+            </w:pPr>
+            <w:r>
+              <w:rPr>
+                <w:sz w:val="17"/>
+              </w:rPr>
+              <w:t>NormalizedAnswer</w:t>
+            </w:r>
+          </w:p>
+        </w:tc>
+        <w:tc>
+          <w:tcPr>
+            <w:tcW w:type="dxa" w:w="6560"/>
+          </w:tcPr>
+          <w:p>
+            <w:pPr>
+              <w:spacing w:after="0"/>
+            </w:pPr>
+            <w:r>
+              <w:rPr>
+                <w:sz w:val="17"/>
+              </w:rPr>
+              <w:t>Normalized form for matching (e.g. lowercase trim)</w:t>
+            </w:r>
+          </w:p>
+        </w:tc>
+      </w:tr>
+      <w:tr>
+        <w:tc>
+          <w:tcPr>
+            <w:tcW w:type="dxa" w:w="2800"/>
+          </w:tcPr>
+          <w:p>
+            <w:pPr>
+              <w:spacing w:after="0"/>
+            </w:pPr>
+            <w:r>
+              <w:rPr>
+                <w:sz w:val="17"/>
+              </w:rPr>
+              <w:t>MinimumLength</w:t>
+            </w:r>
+          </w:p>
+        </w:tc>
+        <w:tc>
+          <w:tcPr>
+            <w:tcW w:type="dxa" w:w="6560"/>
+          </w:tcPr>
+          <w:p>
+            <w:pPr>
+              <w:spacing w:after="0"/>
+            </w:pPr>
+            <w:r>
+              <w:rPr>
+                <w:sz w:val="17"/>
+              </w:rPr>
+              <w:t>Min student answer length</w:t>
+            </w:r>
+          </w:p>
+        </w:tc>
+      </w:tr>
+      <w:tr>
+        <w:tc>
+          <w:tcPr>
+            <w:tcW w:type="dxa" w:w="2800"/>
+          </w:tcPr>
+          <w:p>
+            <w:pPr>
+              <w:spacing w:after="0"/>
+            </w:pPr>
+            <w:r>
+              <w:rPr>
+                <w:sz w:val="17"/>
+              </w:rPr>
+              <w:t>MaximumLength</w:t>
+            </w:r>
+          </w:p>
+        </w:tc>
+        <w:tc>
+          <w:tcPr>
+            <w:tcW w:type="dxa" w:w="6560"/>
+          </w:tcPr>
+          <w:p>
+            <w:pPr>
+              <w:spacing w:after="0"/>
+            </w:pPr>
+            <w:r>
+              <w:rPr>
+                <w:sz w:val="17"/>
+              </w:rPr>
+              <w:t>Max student answer length</w:t>
+            </w:r>
+          </w:p>
+        </w:tc>
+      </w:tr>
+      <w:tr>
+        <w:tc>
+          <w:tcPr>
+            <w:tcW w:type="dxa" w:w="2800"/>
+          </w:tcPr>
+          <w:p>
+            <w:pPr>
+              <w:spacing w:after="0"/>
+            </w:pPr>
+            <w:r>
+              <w:rPr>
+                <w:sz w:val="17"/>
+              </w:rPr>
+              <w:t>AllowAIReview</w:t>
+            </w:r>
+          </w:p>
+        </w:tc>
+        <w:tc>
+          <w:tcPr>
+            <w:tcW w:type="dxa" w:w="6560"/>
+          </w:tcPr>
+          <w:p>
+            <w:pPr>
+              <w:spacing w:after="0"/>
+            </w:pPr>
+            <w:r>
+              <w:rPr>
+                <w:sz w:val="17"/>
+              </w:rPr>
+              <w:t>Attempt may get AI initial review (Fill / Descriptive)</w:t>
+            </w:r>
+          </w:p>
+        </w:tc>
+      </w:tr>
+      <w:tr>
+        <w:tc>
+          <w:tcPr>
+            <w:tcW w:type="dxa" w:w="2800"/>
+          </w:tcPr>
+          <w:p>
+            <w:pPr>
+              <w:spacing w:after="0"/>
+            </w:pPr>
+            <w:r>
+              <w:rPr>
+                <w:sz w:val="17"/>
+              </w:rPr>
+              <w:t>AllowTeacherReview</w:t>
+            </w:r>
+          </w:p>
+        </w:tc>
+        <w:tc>
+          <w:tcPr>
+            <w:tcW w:type="dxa" w:w="6560"/>
+          </w:tcPr>
+          <w:p>
+            <w:pPr>
+              <w:spacing w:after="0"/>
+            </w:pPr>
+            <w:r>
+              <w:rPr>
+                <w:sz w:val="17"/>
+              </w:rPr>
+              <w:t>Attempt may require teacher review (Fill / Descriptive)</w:t>
+            </w:r>
+          </w:p>
+        </w:tc>
+      </w:tr>
+    </w:tbl>
+    <w:p/>
+    <w:tbl>
+      <w:tblPr>
+        <w:tblW w:type="dxa" w:w="9360"/>
+        <w:jc w:val="left"/>
+        <w:tblLayout w:type="fixed"/>
+        <w:tblLook w:firstColumn="1" w:firstRow="1" w:lastColumn="0" w:lastRow="0" w:noHBand="0" w:noVBand="1" w:val="04A0"/>
+        <w:tblBorders>
+          <w:top w:val="single" w:sz="4" w:space="0" w:color="FDE68A"/>
+          <w:left w:val="single" w:sz="4" w:space="0" w:color="FDE68A"/>
+          <w:bottom w:val="single" w:sz="4" w:space="0" w:color="FDE68A"/>
+          <w:right w:val="single" w:sz="4" w:space="0" w:color="FDE68A"/>
+          <w:insideH w:val="single" w:sz="4" w:space="0" w:color="FDE68A"/>
+          <w:insideV w:val="single" w:sz="4" w:space="0" w:color="FDE68A"/>
+        </w:tblBorders>
+      </w:tblPr>
+      <w:tblGrid>
+        <w:gridCol w:w="9360"/>
+      </w:tblGrid>
+      <w:tr>
+        <w:tc>
+          <w:tcPr>
+            <w:tcW w:type="dxa" w:w="9360"/>
+            <w:vAlign w:val="top"/>
+            <w:tcMar>
+              <w:top w:w="60" w:type="dxa"/>
+              <w:bottom w:w="60" w:type="dxa"/>
+              <w:start w:w="80" w:type="dxa"/>
+              <w:end w:w="80" w:type="dxa"/>
+            </w:tcMar>
+            <w:shd w:fill="FFFBEB"/>
+          </w:tcPr>
+          <w:p>
+            <w:r>
+              <w:rPr>
+                <w:b/>
+              </w:rPr>
+              <w:t xml:space="preserve">Important: </w:t>
+            </w:r>
+            <w:r>
+              <w:t>Do not store Fill answers as question_options. Use question_accepted_answers only. Manage roles may see accepted answers in the bank; students must not see them before attempt submit.</w:t>
+            </w:r>
+          </w:p>
+        </w:tc>
+      </w:tr>
+    </w:tbl>
+    <w:p/>
+    <w:p>
+      <w:pPr>
+        <w:pStyle w:val="Heading1"/>
+      </w:pPr>
+      <w:r>
+        <w:t>6. Status lifecycle (target)</w:t>
       </w:r>
     </w:p>
     <w:tbl>
@@ -3722,7 +6473,7 @@
         <w:pStyle w:val="Heading1"/>
       </w:pPr>
       <w:r>
-        <w:t>5. Excel import (Web only)</w:t>
+        <w:t>7. Excel import (Web only)</w:t>
       </w:r>
     </w:p>
     <w:p>
@@ -3925,7 +6676,7 @@
               <w:rPr>
                 <w:sz w:val="17"/>
               </w:rPr>
-              <w:t>Name or ID: Single Choice (100), Multiple Choice (101), True/False (102), Fill in the Blanks (103), Descriptive (104)</w:t>
+              <w:t>NOW: Single Choice (100), Multiple Choice (101), True/False (102), Fill in the Blanks (103). NOT NOW: Descriptive (104) — reject or skip until enabled. Future types: not allowed.</w:t>
             </w:r>
           </w:p>
         </w:tc>
@@ -4357,7 +7108,7 @@
               <w:rPr>
                 <w:sz w:val="17"/>
               </w:rPr>
-              <w:t>Type-dependent</w:t>
+              <w:t>Choice types</w:t>
             </w:r>
           </w:p>
         </w:tc>
@@ -4373,7 +7124,57 @@
               <w:rPr>
                 <w:sz w:val="17"/>
               </w:rPr>
-              <w:t>For choice / T-F / fill; mark correct with IsCorrect1… or CorrectOption index</w:t>
+              <w:t>Required for Single Choice / Multiple Choice / True/False. Mark correct with IsCorrect1… or CorrectOption index.</w:t>
+            </w:r>
+          </w:p>
+        </w:tc>
+      </w:tr>
+      <w:tr>
+        <w:tc>
+          <w:tcPr>
+            <w:tcW w:type="dxa" w:w="2000"/>
+          </w:tcPr>
+          <w:p>
+            <w:pPr>
+              <w:spacing w:after="0"/>
+            </w:pPr>
+            <w:r>
+              <w:rPr>
+                <w:sz w:val="17"/>
+              </w:rPr>
+              <w:t>AcceptedAnswer1…N</w:t>
+            </w:r>
+          </w:p>
+        </w:tc>
+        <w:tc>
+          <w:tcPr>
+            <w:tcW w:type="dxa" w:w="1400"/>
+          </w:tcPr>
+          <w:p>
+            <w:pPr>
+              <w:spacing w:after="0"/>
+            </w:pPr>
+            <w:r>
+              <w:rPr>
+                <w:sz w:val="17"/>
+              </w:rPr>
+              <w:t>Fill in the Blanks</w:t>
+            </w:r>
+          </w:p>
+        </w:tc>
+        <w:tc>
+          <w:tcPr>
+            <w:tcW w:type="dxa" w:w="5960"/>
+          </w:tcPr>
+          <w:p>
+            <w:pPr>
+              <w:spacing w:after="0"/>
+            </w:pPr>
+            <w:r>
+              <w:rPr>
+                <w:sz w:val="17"/>
+              </w:rPr>
+              <w:t>One or more accepted answers for type 103. Optional columns: IsCaseSensitive, AllowPartialMatch, MinLength, MaxLength, AllowAIReview, AllowTeacherReview.</w:t>
             </w:r>
           </w:p>
         </w:tc>
@@ -4469,7 +7270,7 @@
               <w:t xml:space="preserve">Important: </w:t>
             </w:r>
             <w:r>
-              <w:t>Import must never set status to Approved.</w:t>
+              <w:t>Import must never set status to Approved. Import should accept NOW types only (100–103); reject Descriptive until enabled.</w:t>
             </w:r>
           </w:p>
         </w:tc>
@@ -4481,7 +7282,7 @@
         <w:pStyle w:val="Heading1"/>
       </w:pPr>
       <w:r>
-        <w:t>6. Gap vs current codebase</w:t>
+        <w:t>8. Gap vs current codebase</w:t>
       </w:r>
     </w:p>
     <w:tbl>
@@ -4624,7 +7425,7 @@
               <w:rPr>
                 <w:sz w:val="17"/>
               </w:rPr>
-              <w:t>Who can approve / reject</w:t>
+              <w:t>Web list Edit/Delete buttons</w:t>
             </w:r>
           </w:p>
         </w:tc>
@@ -4640,7 +7441,7 @@
               <w:rPr>
                 <w:sz w:val="17"/>
               </w:rPr>
-              <w:t>SchoolAdmin + PortalAdmin (+ AI approve)</w:t>
+              <w:t>QuestionsPage gated: View always; Edit/Delete for PortalAdmin or owner + Draft/PendingReview/Rejected</w:t>
             </w:r>
           </w:p>
         </w:tc>
@@ -4656,7 +7457,7 @@
               <w:rPr>
                 <w:sz w:val="17"/>
               </w:rPr>
-              <w:t>PortalAdmin ONLY; reject reason mandatory</w:t>
+              <w:t>Gate like Detail page (PortalAdmin or owner + Draft/PendingReview/Rejected)</w:t>
             </w:r>
           </w:p>
         </w:tc>
@@ -4672,7 +7473,7 @@
               <w:rPr>
                 <w:sz w:val="17"/>
               </w:rPr>
-              <w:t>CHANGE</w:t>
+              <w:t>DONE</w:t>
             </w:r>
           </w:p>
         </w:tc>
@@ -4690,7 +7491,7 @@
               <w:rPr>
                 <w:sz w:val="17"/>
               </w:rPr>
-              <w:t>CampusAdmin</w:t>
+              <w:t>Web Save as Draft</w:t>
             </w:r>
           </w:p>
         </w:tc>
@@ -4706,7 +7507,7 @@
               <w:rPr>
                 <w:sz w:val="17"/>
               </w:rPr>
-              <w:t>Not in question manage scope</w:t>
+              <w:t>Create form: Save as Draft (SubmitForReview=false) vs Submit for review &amp; Add</w:t>
             </w:r>
           </w:p>
         </w:tc>
@@ -4722,7 +7523,7 @@
               <w:rPr>
                 <w:sz w:val="17"/>
               </w:rPr>
-              <w:t>Create / Update own (pre-Approved) / Delete own (incl. Rejected) / View Approved / Web Import</w:t>
+              <w:t>Create form: Save as Draft vs Submit for review</w:t>
             </w:r>
           </w:p>
         </w:tc>
@@ -4738,7 +7539,7 @@
               <w:rPr>
                 <w:sz w:val="17"/>
               </w:rPr>
-              <w:t>CHANGE</w:t>
+              <w:t>DONE</w:t>
             </w:r>
           </w:p>
         </w:tc>
@@ -4756,7 +7557,7 @@
               <w:rPr>
                 <w:sz w:val="17"/>
               </w:rPr>
-              <w:t>Activate / Deactivate / Archive</w:t>
+              <w:t>Canonical status IDs 110–114</w:t>
             </w:r>
           </w:p>
         </w:tc>
@@ -4772,7 +7573,7 @@
               <w:rPr>
                 <w:sz w:val="17"/>
               </w:rPr>
-              <w:t>Manage-scope roles can activate/deactivate</w:t>
+              <w:t>Writes prefer IDs 110–114; seed/remap on API start; canonical names Draft/PendingReview/Approved/Rejected/Archived (legacy aliases still readable)</w:t>
             </w:r>
           </w:p>
         </w:tc>
@@ -4788,7 +7589,7 @@
               <w:rPr>
                 <w:sz w:val="17"/>
               </w:rPr>
-              <w:t>PortalAdmin ONLY</w:t>
+              <w:t>Prefer fixed IDs / names Draft, PendingReview, Approved, Rejected, Archived only</w:t>
             </w:r>
           </w:p>
         </w:tc>
@@ -4804,7 +7605,7 @@
               <w:rPr>
                 <w:sz w:val="17"/>
               </w:rPr>
-              <w:t>CHANGE</w:t>
+              <w:t>DONE</w:t>
             </w:r>
           </w:p>
         </w:tc>
@@ -4822,7 +7623,7 @@
               <w:rPr>
                 <w:sz w:val="17"/>
               </w:rPr>
-              <w:t>Update after Approved</w:t>
+              <w:t>IsAiApproved leftover</w:t>
             </w:r>
           </w:p>
         </w:tc>
@@ -4838,7 +7639,7 @@
               <w:rPr>
                 <w:sz w:val="17"/>
               </w:rPr>
-              <w:t>Approvers can update any; owners forced back to Pending on edit</w:t>
+              <w:t>Dual gate removed; Mobile/Web no AI copy; API docs note IsAiApproved is legacy (column kept)</w:t>
             </w:r>
           </w:p>
         </w:tc>
@@ -4854,7 +7655,7 @@
               <w:rPr>
                 <w:sz w:val="17"/>
               </w:rPr>
-              <w:t>Non–PortalAdmin cannot update Approved; PortalAdmin can</w:t>
+              <w:t>Clean messaging; optional deprecate field</w:t>
             </w:r>
           </w:p>
         </w:tc>
@@ -4870,7 +7671,7 @@
               <w:rPr>
                 <w:sz w:val="17"/>
               </w:rPr>
-              <w:t>CHANGE</w:t>
+              <w:t>DONE</w:t>
             </w:r>
           </w:p>
         </w:tc>
@@ -4888,7 +7689,7 @@
               <w:rPr>
                 <w:sz w:val="17"/>
               </w:rPr>
-              <w:t>Delete Approved</w:t>
+              <w:t>Fill in the Blanks storage</w:t>
             </w:r>
           </w:p>
         </w:tc>
@@ -4904,7 +7705,7 @@
               <w:rPr>
                 <w:sz w:val="17"/>
               </w:rPr>
-              <w:t>Mixed rules; quiz-link block</w:t>
+              <w:t>Fill create/update/import use question_accepted_answers; legacy options migrated on API start; attempt omits answers pre-submit</w:t>
             </w:r>
           </w:p>
         </w:tc>
@@ -4920,7 +7721,7 @@
               <w:rPr>
                 <w:sz w:val="17"/>
               </w:rPr>
-              <w:t>Only PortalAdmin deletes Approved; others: own Draft/PendingReview/Rejected only</w:t>
+              <w:t>Use question_accepted_answers only for type 103; enforce ≥1 answer; wire create/update/import</w:t>
             </w:r>
           </w:p>
         </w:tc>
@@ -4936,7 +7737,7 @@
               <w:rPr>
                 <w:sz w:val="17"/>
               </w:rPr>
-              <w:t>CHANGE</w:t>
+              <w:t>DONE</w:t>
             </w:r>
           </w:p>
         </w:tc>
@@ -4954,7 +7755,7 @@
               <w:rPr>
                 <w:sz w:val="17"/>
               </w:rPr>
-              <w:t>Rejected path</w:t>
+              <w:t>Type validation rules</w:t>
             </w:r>
           </w:p>
         </w:tc>
@@ -4970,7 +7771,7 @@
               <w:rPr>
                 <w:sz w:val="17"/>
               </w:rPr>
-              <w:t>Reject exists; resubmit rules less explicit</w:t>
+              <w:t>API + Web enforce Single=exactly 1 correct; Multi=≥1; T/F=exactly 2 + 1 correct; Fill=≥1 accepted; Descriptive rejected</w:t>
             </w:r>
           </w:p>
         </w:tc>
@@ -4986,7 +7787,7 @@
               <w:rPr>
                 <w:sz w:val="17"/>
               </w:rPr>
-              <w:t>Owner edit → resubmit PendingReview OR delete; reason required on reject</w:t>
+              <w:t>Enforce Single=exactly 1 correct; Multi=≥1; T/F=exactly 2 opts + 1 correct; Fill=≥1 accepted answer</w:t>
             </w:r>
           </w:p>
         </w:tc>
@@ -5002,7 +7803,7 @@
               <w:rPr>
                 <w:sz w:val="17"/>
               </w:rPr>
-              <w:t>CHANGE</w:t>
+              <w:t>DONE</w:t>
             </w:r>
           </w:p>
         </w:tc>
@@ -5020,7 +7821,7 @@
               <w:rPr>
                 <w:sz w:val="17"/>
               </w:rPr>
-              <w:t>Student access to bank</w:t>
+              <w:t>Hide Descriptive + future types in UI</w:t>
             </w:r>
           </w:p>
         </w:tc>
@@ -5036,7 +7837,7 @@
               <w:rPr>
                 <w:sz w:val="17"/>
               </w:rPr>
-              <w:t>Not clearly forbidden on Questions APIs</w:t>
+              <w:t>Create/import UI and ResolveQuestionType offer NOW types only (100–103); Descriptive rejected</w:t>
             </w:r>
           </w:p>
         </w:tc>
@@ -5052,7 +7853,7 @@
               <w:rPr>
                 <w:sz w:val="17"/>
               </w:rPr>
-              <w:t>Student cannot view bank questions; only inside quizzes</w:t>
+              <w:t>Create/import: NOW types only (100–103); hide Descriptive until enabled</w:t>
             </w:r>
           </w:p>
         </w:tc>
@@ -5068,7 +7869,7 @@
               <w:rPr>
                 <w:sz w:val="17"/>
               </w:rPr>
-              <w:t>CHANGE</w:t>
+              <w:t>DONE</w:t>
             </w:r>
           </w:p>
         </w:tc>
@@ -5086,7 +7887,7 @@
               <w:rPr>
                 <w:sz w:val="17"/>
               </w:rPr>
-              <w:t>View Approved</w:t>
+              <w:t>Attempt answer visibility (Fill)</w:t>
             </w:r>
           </w:p>
         </w:tc>
@@ -5102,7 +7903,7 @@
               <w:rPr>
                 <w:sz w:val="17"/>
               </w:rPr>
-              <w:t>Ownership/list filters incomplete</w:t>
+              <w:t>Student start-attempt returns empty options for Fill; scoring uses accepted answers server-side</w:t>
             </w:r>
           </w:p>
         </w:tc>
@@ -5118,7 +7919,7 @@
               <w:rPr>
                 <w:sz w:val="17"/>
               </w:rPr>
-              <w:t>PortalAdmin + SchoolAdmin + CampusAdmin + Teacher + Parent see all Approved + answers</w:t>
+              <w:t>Student attempt APIs omit accepted/model answers until after submit (or review)</w:t>
             </w:r>
           </w:p>
         </w:tc>
@@ -5134,7 +7935,7 @@
               <w:rPr>
                 <w:sz w:val="17"/>
               </w:rPr>
-              <w:t>CHANGE</w:t>
+              <w:t>DONE</w:t>
             </w:r>
           </w:p>
         </w:tc>
@@ -5152,7 +7953,7 @@
               <w:rPr>
                 <w:sz w:val="17"/>
               </w:rPr>
-              <w:t>Status lookup names</w:t>
+              <w:t>Mobile question bank</w:t>
             </w:r>
           </w:p>
         </w:tc>
@@ -5168,7 +7969,7 @@
               <w:rPr>
                 <w:sz w:val="17"/>
               </w:rPr>
-              <w:t>Loose aliases (Pending/Draft/Under Review, etc.)</w:t>
+              <w:t>Router + page gate: manage roles only; Student redirected; no AI approved copy</w:t>
             </w:r>
           </w:p>
         </w:tc>
@@ -5184,7 +7985,7 @@
               <w:rPr>
                 <w:sz w:val="17"/>
               </w:rPr>
-              <w:t>Canonical: Draft(110), PendingReview(111), Approved(112), Rejected(113), Archived(114)</w:t>
+              <w:t>Manage roles only; Student must not open bank route</w:t>
             </w:r>
           </w:p>
         </w:tc>
@@ -5200,7 +8001,7 @@
               <w:rPr>
                 <w:sz w:val="17"/>
               </w:rPr>
-              <w:t>ALIGN</w:t>
+              <w:t>DONE</w:t>
             </w:r>
           </w:p>
         </w:tc>
@@ -5218,7 +8019,7 @@
               <w:rPr>
                 <w:sz w:val="17"/>
               </w:rPr>
-              <w:t>Type / difficulty IDs</w:t>
+              <w:t>Import dry-run UI</w:t>
             </w:r>
           </w:p>
         </w:tc>
@@ -5234,7 +8035,7 @@
               <w:rPr>
                 <w:sz w:val="17"/>
               </w:rPr>
-              <w:t>Resolved by name aliases</w:t>
+              <w:t>Web: Dry run Excel + full error list + Confirm import after clean dry run</w:t>
             </w:r>
           </w:p>
         </w:tc>
@@ -5250,7 +8051,7 @@
               <w:rPr>
                 <w:sz w:val="17"/>
               </w:rPr>
-              <w:t>Prefer fixed IDs 100–104 and 2001–2003</w:t>
+              <w:t>Optional Dry run button + full error list</w:t>
             </w:r>
           </w:p>
         </w:tc>
@@ -5266,7 +8067,7 @@
               <w:rPr>
                 <w:sz w:val="17"/>
               </w:rPr>
-              <w:t>ALIGN</w:t>
+              <w:t>DONE</w:t>
             </w:r>
           </w:p>
         </w:tc>
@@ -5284,7 +8085,7 @@
               <w:rPr>
                 <w:sz w:val="17"/>
               </w:rPr>
-              <w:t>Excel import</w:t>
+              <w:t>Delete while quiz-linked</w:t>
             </w:r>
           </w:p>
         </w:tc>
@@ -5300,7 +8101,7 @@
               <w:rPr>
                 <w:sz w:val="17"/>
               </w:rPr>
-              <w:t>Not implemented</w:t>
+              <w:t>Hard block for everyone (correct)</w:t>
             </w:r>
           </w:p>
         </w:tc>
@@ -5316,7 +8117,7 @@
               <w:rPr>
                 <w:sz w:val="17"/>
               </w:rPr>
-              <w:t>Web-only Import for create roles; no Mobile import</w:t>
+              <w:t>Optional guided unlink then delete for PortalAdmin</w:t>
             </w:r>
           </w:p>
         </w:tc>
@@ -5332,7 +8133,7 @@
               <w:rPr>
                 <w:sz w:val="17"/>
               </w:rPr>
-              <w:t>NEW</w:t>
+              <w:t>OPTIONAL</w:t>
             </w:r>
           </w:p>
         </w:tc>
@@ -5350,7 +8151,7 @@
               <w:rPr>
                 <w:sz w:val="17"/>
               </w:rPr>
-              <w:t>IsAiApproved dual gate</w:t>
+              <w:t>Approve/Reject audit trail</w:t>
             </w:r>
           </w:p>
         </w:tc>
@@ -5366,7 +8167,7 @@
               <w:rPr>
                 <w:sz w:val="17"/>
               </w:rPr>
-              <w:t>Quiz-ready needs human + AI approve</w:t>
+              <w:t>Not logged beyond question fields</w:t>
             </w:r>
           </w:p>
         </w:tc>
@@ -5382,7 +8183,7 @@
               <w:rPr>
                 <w:sz w:val="17"/>
               </w:rPr>
-              <w:t>Recommend: drop AI gate; PortalAdmin Approve = quiz-eligible</w:t>
+              <w:t>Actor + timestamp log for Approve/Reject/Archive</w:t>
             </w:r>
           </w:p>
         </w:tc>
@@ -5398,7 +8199,73 @@
               <w:rPr>
                 <w:sz w:val="17"/>
               </w:rPr>
-              <w:t>RECOMMEND DROP</w:t>
+              <w:t>OPTIONAL</w:t>
+            </w:r>
+          </w:p>
+        </w:tc>
+      </w:tr>
+      <w:tr>
+        <w:tc>
+          <w:tcPr>
+            <w:tcW w:type="dxa" w:w="1600"/>
+          </w:tcPr>
+          <w:p>
+            <w:pPr>
+              <w:spacing w:after="0"/>
+            </w:pPr>
+            <w:r>
+              <w:rPr>
+                <w:sz w:val="17"/>
+              </w:rPr>
+              <w:t>Core permission matrix</w:t>
+            </w:r>
+          </w:p>
+        </w:tc>
+        <w:tc>
+          <w:tcPr>
+            <w:tcW w:type="dxa" w:w="2600"/>
+          </w:tcPr>
+          <w:p>
+            <w:pPr>
+              <w:spacing w:after="0"/>
+            </w:pPr>
+            <w:r>
+              <w:rPr>
+                <w:sz w:val="17"/>
+              </w:rPr>
+              <w:t>Pre-fix: SchoolAdmin approve, no CampusAdmin, AI gate, no import</w:t>
+            </w:r>
+          </w:p>
+        </w:tc>
+        <w:tc>
+          <w:tcPr>
+            <w:tcW w:type="dxa" w:w="3200"/>
+          </w:tcPr>
+          <w:p>
+            <w:pPr>
+              <w:spacing w:after="0"/>
+            </w:pPr>
+            <w:r>
+              <w:rPr>
+                <w:sz w:val="17"/>
+              </w:rPr>
+              <w:t>PortalAdmin-only approve/lifecycle; CampusAdmin create; owner pre-approval edit/delete; Web Excel import; single Approve = quiz-ready</w:t>
+            </w:r>
+          </w:p>
+        </w:tc>
+        <w:tc>
+          <w:tcPr>
+            <w:tcW w:type="dxa" w:w="1960"/>
+          </w:tcPr>
+          <w:p>
+            <w:pPr>
+              <w:spacing w:after="0"/>
+            </w:pPr>
+            <w:r>
+              <w:rPr>
+                <w:sz w:val="17"/>
+              </w:rPr>
+              <w:t>DONE</w:t>
             </w:r>
           </w:p>
         </w:tc>
@@ -5410,7 +8277,7 @@
         <w:pStyle w:val="Heading1"/>
       </w:pPr>
       <w:r>
-        <w:t>7. Open decisions before implement</w:t>
+        <w:t>9. Open decisions</w:t>
       </w:r>
     </w:p>
     <w:p>
@@ -5447,15 +8314,10 @@
     </w:p>
     <w:p>
       <w:pPr>
-        <w:pStyle w:val="Heading1"/>
+        <w:pStyle w:val="ListBullet"/>
       </w:pPr>
       <w:r>
-        <w:t>8. Suggested improvements</w:t>
-      </w:r>
-    </w:p>
-    <w:p>
-      <w:r>
-        <w:t>Advisory recommendations to strengthen question logic (not all required for v1):</w:t>
+        <w:t>Fill in the Blanks is NOW — store answers in question_accepted_answers (not options). Descriptive remains NOT NOW.</w:t>
       </w:r>
     </w:p>
     <w:p>
@@ -5463,7 +8325,20 @@
         <w:pStyle w:val="ListBullet"/>
       </w:pPr>
       <w:r>
-        <w:t>Drop IsAiApproved dual gate: One PortalAdmin Approve should make a question quiz-eligible. The current human + AI two-step adds friction without a real LLM; keep optional quality checks as soft warnings on Approve instead.</w:t>
+        <w:t>Fill AI/Teacher review: optional attempt-time flags; bank approval stays PortalAdmin-only.</w:t>
+      </w:r>
+    </w:p>
+    <w:p>
+      <w:pPr>
+        <w:pStyle w:val="Heading1"/>
+      </w:pPr>
+      <w:r>
+        <w:t>10. Suggested improvements</w:t>
+      </w:r>
+    </w:p>
+    <w:p>
+      <w:r>
+        <w:t>Advisory recommendations to strengthen question logic:</w:t>
       </w:r>
     </w:p>
     <w:p>
@@ -5471,7 +8346,47 @@
         <w:pStyle w:val="ListBullet"/>
       </w:pPr>
       <w:r>
-        <w:t>Canonical status IDs only: Stop matching loose aliases (Active/Published/Under Review). Use 110–114 only so QA, UI badges, and DB stay aligned.</w:t>
+        <w:t>Wire Fill to accepted answers: Stop storing Fill answers as question_options. Create/update/import must write QuestionAcceptedAnswer rows; migrate any legacy Fill options into accepted answers.</w:t>
+      </w:r>
+    </w:p>
+    <w:p>
+      <w:pPr>
+        <w:pStyle w:val="ListBullet"/>
+      </w:pPr>
+      <w:r>
+        <w:t>Align AllowAIReview / AllowTeacherReview: Product model uses boolean AllowAIReview / AllowTeacherReview on accepted answers. Current entity has AiReview / TeacherReview strings — add bool flags (keep review text on attempt/review tables if needed).</w:t>
+      </w:r>
+    </w:p>
+    <w:p>
+      <w:pPr>
+        <w:pStyle w:val="ListBullet"/>
+      </w:pPr>
+      <w:r>
+        <w:t>Enforce type validation in API: Single Choice: exactly one IsCorrect. Multiple Choice: ≥1 IsCorrect. True/False: two options, one correct. Fill: ≥1 accepted answer. Reject invalid create/update/import rows.</w:t>
+      </w:r>
+    </w:p>
+    <w:p>
+      <w:pPr>
+        <w:pStyle w:val="ListBullet"/>
+      </w:pPr>
+      <w:r>
+        <w:t>Hide NOT NOW / Future types: Create UI, Mobile, and Excel import should only offer 100–103 until Descriptive is enabled. Do not add Matching/Ordering/etc. lookups until built.</w:t>
+      </w:r>
+    </w:p>
+    <w:p>
+      <w:pPr>
+        <w:pStyle w:val="ListBullet"/>
+      </w:pPr>
+      <w:r>
+        <w:t>Attempt answer privacy: For Fill (and later Descriptive): never return AnswerText / NormalizedAnswer / Explanation of correct answers on student attempt GET until after submission (or explicit review stage).</w:t>
+      </w:r>
+    </w:p>
+    <w:p>
+      <w:pPr>
+        <w:pStyle w:val="ListBullet"/>
+      </w:pPr>
+      <w:r>
+        <w:t>Canonical status IDs only: Use QuestionStatus IDs 110–114 (Draft, PendingReview, Approved, Rejected, Archived). Writes prefer those IDs; legacy aliases remain readable for old rows.</w:t>
       </w:r>
     </w:p>
     <w:p>
@@ -5487,7 +8402,7 @@
         <w:pStyle w:val="ListBullet"/>
       </w:pPr>
       <w:r>
-        <w:t>Resubmit as explicit action: Prefer Edit (stays Rejected) + Submit for review → PendingReview, rather than auto-flipping status on every save. Avoids accidental re-queue.</w:t>
+        <w:t>Resubmit as explicit action: Prefer Edit (stays Rejected) + Submit for review → PendingReview, rather than auto-flipping status on every save.</w:t>
       </w:r>
     </w:p>
     <w:p>
@@ -5495,7 +8410,7 @@
         <w:pStyle w:val="ListBullet"/>
       </w:pPr>
       <w:r>
-        <w:t>Quiz-link delete policy: Block delete (even PortalAdmin) while quiz_questions links exist; offer “Remove from N quizzes” then delete. Prevents broken attempts mid-term.</w:t>
+        <w:t>Import dry-run: Use Dry run Excel before Import; review the full row-error list; Confirm import after a clean dry run.</w:t>
       </w:r>
     </w:p>
     <w:p>
@@ -5503,31 +8418,7 @@
         <w:pStyle w:val="ListBullet"/>
       </w:pPr>
       <w:r>
-        <w:t>Import validation report: Return row-level errors (row #, field, message); support dry-run; template .xlsx download on Web. Cap batch size (e.g. 200 rows).</w:t>
-      </w:r>
-    </w:p>
-    <w:p>
-      <w:pPr>
-        <w:pStyle w:val="ListBullet"/>
-      </w:pPr>
-      <w:r>
-        <w:t>Version or clone on Approved edit: If PortalAdmin edits an Approved question already used in quizzes, consider clone-as-new-version so historical attempts stay stable.</w:t>
-      </w:r>
-    </w:p>
-    <w:p>
-      <w:pPr>
-        <w:pStyle w:val="ListBullet"/>
-      </w:pPr>
-      <w:r>
-        <w:t>Pending queue filters: PortalAdmin queue: filter by class/subject/creator/date; bulk Approve/Reject with same reason for Reject.</w:t>
-      </w:r>
-    </w:p>
-    <w:p>
-      <w:pPr>
-        <w:pStyle w:val="ListBullet"/>
-      </w:pPr>
-      <w:r>
-        <w:t>Correct-answer visibility: Show correct answers in bank detail for manage roles; never expose correct answers to Student except after quiz submit/review rules already defined for attempts.</w:t>
+        <w:t>Correct-answer visibility: Show options/accepted answers in bank detail for manage roles; Students only via quiz attempt rules after submit.</w:t>
       </w:r>
     </w:p>
     <w:p>
@@ -5543,7 +8434,7 @@
         <w:pStyle w:val="Heading1"/>
       </w:pPr>
       <w:r>
-        <w:t>9. QA scenarios</w:t>
+        <w:t>11. QA scenarios</w:t>
       </w:r>
     </w:p>
     <w:p>
@@ -5935,10 +8826,112 @@
     </w:p>
     <w:p>
       <w:pPr>
+        <w:pStyle w:val="Heading2"/>
+      </w:pPr>
+      <w:r>
+        <w:t>Q-10 — Fill in the Blanks — accepted answers + visibility</w:t>
+      </w:r>
+    </w:p>
+    <w:p>
+      <w:pPr>
+        <w:pStyle w:val="ListNumber"/>
+      </w:pPr>
+      <w:r>
+        <w:t>Creator adds Fill in the Blanks with ≥1 accepted answer (case / partial / length flags as needed).</w:t>
+      </w:r>
+    </w:p>
+    <w:p>
+      <w:pPr>
+        <w:pStyle w:val="ListNumber"/>
+      </w:pPr>
+      <w:r>
+        <w:t>Create with zero accepted answers → validation error.</w:t>
+      </w:r>
+    </w:p>
+    <w:p>
+      <w:pPr>
+        <w:pStyle w:val="ListNumber"/>
+      </w:pPr>
+      <w:r>
+        <w:t>PortalAdmin Approves → manage roles see accepted answers in bank detail.</w:t>
+      </w:r>
+    </w:p>
+    <w:p>
+      <w:pPr>
+        <w:pStyle w:val="ListNumber"/>
+      </w:pPr>
+      <w:r>
+        <w:t>Student starts quiz attempt containing the Fill question → API/UI must NOT return accepted/model answers before submit.</w:t>
+      </w:r>
+    </w:p>
+    <w:p>
+      <w:pPr>
+        <w:pStyle w:val="ListNumber"/>
+      </w:pPr>
+      <w:r>
+        <w:t>After submit (or teacher/AI review per flags): scoring/review may use accepted answers; optional AI then teacher review.</w:t>
+      </w:r>
+    </w:p>
+    <w:p>
+      <w:r>
+        <w:rPr>
+          <w:b/>
+        </w:rPr>
+        <w:t xml:space="preserve">Expected: </w:t>
+      </w:r>
+      <w:r>
+        <w:t>Fill uses accepted answers; students never see model answers pre-submit.</w:t>
+      </w:r>
+    </w:p>
+    <w:p>
+      <w:pPr>
+        <w:pStyle w:val="Heading2"/>
+      </w:pPr>
+      <w:r>
+        <w:t>Q-11 — Choice-type validation</w:t>
+      </w:r>
+    </w:p>
+    <w:p>
+      <w:pPr>
+        <w:pStyle w:val="ListNumber"/>
+      </w:pPr>
+      <w:r>
+        <w:t>Single Choice with 0 or 2+ correct options → rejected.</w:t>
+      </w:r>
+    </w:p>
+    <w:p>
+      <w:pPr>
+        <w:pStyle w:val="ListNumber"/>
+      </w:pPr>
+      <w:r>
+        <w:t>Multiple Choice with no correct options → rejected.</w:t>
+      </w:r>
+    </w:p>
+    <w:p>
+      <w:pPr>
+        <w:pStyle w:val="ListNumber"/>
+      </w:pPr>
+      <w:r>
+        <w:t>True/False with wrong option count or both correct → rejected.</w:t>
+      </w:r>
+    </w:p>
+    <w:p>
+      <w:r>
+        <w:rPr>
+          <w:b/>
+        </w:rPr>
+        <w:t xml:space="preserve">Expected: </w:t>
+      </w:r>
+      <w:r>
+        <w:t>Per-type IsCorrect rules enforced on create/update/import.</w:t>
+      </w:r>
+    </w:p>
+    <w:p>
+      <w:pPr>
         <w:pStyle w:val="Heading1"/>
       </w:pPr>
       <w:r>
-        <w:t>10. Verification checklist</w:t>
+        <w:t>12. Verification checklist</w:t>
       </w:r>
     </w:p>
     <w:tbl>
@@ -6670,7 +9663,207 @@
               <w:rPr>
                 <w:sz w:val="17"/>
               </w:rPr>
-              <w:t>IsAiApproved dropped or explicitly kept (recommendation: drop)</w:t>
+              <w:t>NOW types: Single Choice, Multiple Choice, True/False, Fill in the Blanks</w:t>
+            </w:r>
+          </w:p>
+        </w:tc>
+        <w:tc>
+          <w:tcPr>
+            <w:tcW w:type="dxa" w:w="1160"/>
+          </w:tcPr>
+          <w:p>
+            <w:pPr>
+              <w:spacing w:after="0"/>
+            </w:pPr>
+            <w:r>
+              <w:rPr>
+                <w:sz w:val="17"/>
+              </w:rPr>
+              <w:t>☐</w:t>
+            </w:r>
+          </w:p>
+        </w:tc>
+      </w:tr>
+      <w:tr>
+        <w:tc>
+          <w:tcPr>
+            <w:tcW w:type="dxa" w:w="600"/>
+          </w:tcPr>
+          <w:p>
+            <w:pPr>
+              <w:spacing w:after="0"/>
+            </w:pPr>
+            <w:r>
+              <w:rPr>
+                <w:sz w:val="17"/>
+              </w:rPr>
+              <w:t>14</w:t>
+            </w:r>
+          </w:p>
+        </w:tc>
+        <w:tc>
+          <w:tcPr>
+            <w:tcW w:type="dxa" w:w="7600"/>
+          </w:tcPr>
+          <w:p>
+            <w:pPr>
+              <w:spacing w:after="0"/>
+            </w:pPr>
+            <w:r>
+              <w:rPr>
+                <w:sz w:val="17"/>
+              </w:rPr>
+              <w:t>Fill uses question_accepted_answers (≥1); choice types use question_options</w:t>
+            </w:r>
+          </w:p>
+        </w:tc>
+        <w:tc>
+          <w:tcPr>
+            <w:tcW w:type="dxa" w:w="1160"/>
+          </w:tcPr>
+          <w:p>
+            <w:pPr>
+              <w:spacing w:after="0"/>
+            </w:pPr>
+            <w:r>
+              <w:rPr>
+                <w:sz w:val="17"/>
+              </w:rPr>
+              <w:t>☐</w:t>
+            </w:r>
+          </w:p>
+        </w:tc>
+      </w:tr>
+      <w:tr>
+        <w:tc>
+          <w:tcPr>
+            <w:tcW w:type="dxa" w:w="600"/>
+          </w:tcPr>
+          <w:p>
+            <w:pPr>
+              <w:spacing w:after="0"/>
+            </w:pPr>
+            <w:r>
+              <w:rPr>
+                <w:sz w:val="17"/>
+              </w:rPr>
+              <w:t>15</w:t>
+            </w:r>
+          </w:p>
+        </w:tc>
+        <w:tc>
+          <w:tcPr>
+            <w:tcW w:type="dxa" w:w="7600"/>
+          </w:tcPr>
+          <w:p>
+            <w:pPr>
+              <w:spacing w:after="0"/>
+            </w:pPr>
+            <w:r>
+              <w:rPr>
+                <w:sz w:val="17"/>
+              </w:rPr>
+              <w:t>Student attempt: no model/accepted answers before submit (esp. Fill)</w:t>
+            </w:r>
+          </w:p>
+        </w:tc>
+        <w:tc>
+          <w:tcPr>
+            <w:tcW w:type="dxa" w:w="1160"/>
+          </w:tcPr>
+          <w:p>
+            <w:pPr>
+              <w:spacing w:after="0"/>
+            </w:pPr>
+            <w:r>
+              <w:rPr>
+                <w:sz w:val="17"/>
+              </w:rPr>
+              <w:t>☐</w:t>
+            </w:r>
+          </w:p>
+        </w:tc>
+      </w:tr>
+      <w:tr>
+        <w:tc>
+          <w:tcPr>
+            <w:tcW w:type="dxa" w:w="600"/>
+          </w:tcPr>
+          <w:p>
+            <w:pPr>
+              <w:spacing w:after="0"/>
+            </w:pPr>
+            <w:r>
+              <w:rPr>
+                <w:sz w:val="17"/>
+              </w:rPr>
+              <w:t>16</w:t>
+            </w:r>
+          </w:p>
+        </w:tc>
+        <w:tc>
+          <w:tcPr>
+            <w:tcW w:type="dxa" w:w="7600"/>
+          </w:tcPr>
+          <w:p>
+            <w:pPr>
+              <w:spacing w:after="0"/>
+            </w:pPr>
+            <w:r>
+              <w:rPr>
+                <w:sz w:val="17"/>
+              </w:rPr>
+              <w:t>Descriptive + future types hidden until enabled</w:t>
+            </w:r>
+          </w:p>
+        </w:tc>
+        <w:tc>
+          <w:tcPr>
+            <w:tcW w:type="dxa" w:w="1160"/>
+          </w:tcPr>
+          <w:p>
+            <w:pPr>
+              <w:spacing w:after="0"/>
+            </w:pPr>
+            <w:r>
+              <w:rPr>
+                <w:sz w:val="17"/>
+              </w:rPr>
+              <w:t>☐</w:t>
+            </w:r>
+          </w:p>
+        </w:tc>
+      </w:tr>
+      <w:tr>
+        <w:tc>
+          <w:tcPr>
+            <w:tcW w:type="dxa" w:w="600"/>
+          </w:tcPr>
+          <w:p>
+            <w:pPr>
+              <w:spacing w:after="0"/>
+            </w:pPr>
+            <w:r>
+              <w:rPr>
+                <w:sz w:val="17"/>
+              </w:rPr>
+              <w:t>17</w:t>
+            </w:r>
+          </w:p>
+        </w:tc>
+        <w:tc>
+          <w:tcPr>
+            <w:tcW w:type="dxa" w:w="7600"/>
+          </w:tcPr>
+          <w:p>
+            <w:pPr>
+              <w:spacing w:after="0"/>
+            </w:pPr>
+            <w:r>
+              <w:rPr>
+                <w:sz w:val="17"/>
+              </w:rPr>
+              <w:t>IsAiApproved is optional flag — not a second quiz-eligibility gate</w:t>
             </w:r>
           </w:p>
         </w:tc>
@@ -6695,7 +9888,7 @@
     <w:p/>
     <w:p>
       <w:r>
-        <w:t>Generated from docs/03_build_questions_business_qa.py. Edit that file and re-run to refresh HTML + DOCX. Implementation of these rules waits for an explicit command.</w:t>
+        <w:t>Generated from docs/03_build_questions_business_qa.py. Edit that file and re-run to refresh HTML + DOCX. Fill in the Blanks is in NOW scope; Descriptive remains NOT NOW.</w:t>
       </w:r>
     </w:p>
     <w:sectPr>
